--- a/API_Documents.docx
+++ b/API_Documents.docx
@@ -4605,6 +4605,14 @@
           <w:lang w:val="en-US" w:eastAsia="ko-KR"/>
         </w:rPr>
         <w:tab/>
+      </w:r>
+      <w:r>
+        <w:rPr>
+          <w:rFonts w:hint="eastAsia" w:eastAsia="바탕"/>
+          <w:sz w:val="22"/>
+          <w:szCs w:val="22"/>
+          <w:lang w:val="en-US" w:eastAsia="ko-KR"/>
+        </w:rPr>
         <w:t xml:space="preserve">t=None, discovery_group=None, run_option="continue", speed_option="RPM", </w:t>
       </w:r>
       <w:r>
@@ -4615,6 +4623,14 @@
           <w:lang w:val="en-US" w:eastAsia="ko-KR"/>
         </w:rPr>
         <w:tab/>
+      </w:r>
+      <w:r>
+        <w:rPr>
+          <w:rFonts w:hint="eastAsia" w:eastAsia="바탕"/>
+          <w:sz w:val="22"/>
+          <w:szCs w:val="22"/>
+          <w:lang w:val="en-US" w:eastAsia="ko-KR"/>
+        </w:rPr>
         <w:t>step_option="CYCLE", sync=False, time_option=None, wait=0)</w:t>
       </w:r>
     </w:p>
@@ -4656,6 +4672,14 @@
           <w:lang w:val="en-US" w:eastAsia="ko-KR"/>
         </w:rPr>
         <w:tab/>
+      </w:r>
+      <w:r>
+        <w:rPr>
+          <w:rFonts w:hint="eastAsia" w:eastAsia="바탕"/>
+          <w:sz w:val="22"/>
+          <w:szCs w:val="22"/>
+          <w:lang w:val="en-US" w:eastAsia="ko-KR"/>
+        </w:rPr>
         <w:t>이면 모든 로봇을 작동.</w:t>
       </w:r>
     </w:p>
@@ -4782,6 +4806,14 @@
           <w:lang w:val="en-US" w:eastAsia="ko-KR"/>
         </w:rPr>
         <w:tab/>
+      </w:r>
+      <w:r>
+        <w:rPr>
+          <w:rFonts w:hint="eastAsia" w:eastAsia="바탕"/>
+          <w:sz w:val="22"/>
+          <w:szCs w:val="22"/>
+          <w:lang w:val="en-US" w:eastAsia="ko-KR"/>
+        </w:rPr>
         <w:t>위는 -65535 ~ 65535.</w:t>
       </w:r>
     </w:p>
@@ -4989,6 +5021,2041 @@
         </w:rPr>
         <w:tab/>
       </w:r>
+      <w:r>
+        <w:rPr>
+          <w:rFonts w:hint="eastAsia" w:eastAsia="바탕"/>
+          <w:sz w:val="22"/>
+          <w:szCs w:val="22"/>
+          <w:lang w:val="en-US" w:eastAsia="ko-KR"/>
+        </w:rPr>
+        <w:t>감.</w:t>
+      </w:r>
+    </w:p>
+    <w:p>
+      <w:pPr>
+        <w:ind w:left="420" w:leftChars="0" w:firstLine="420" w:firstLineChars="0"/>
+        <w:rPr>
+          <w:rFonts w:hint="eastAsia" w:eastAsia="바탕"/>
+          <w:sz w:val="22"/>
+          <w:szCs w:val="22"/>
+          <w:lang w:val="en-US" w:eastAsia="ko-KR"/>
+        </w:rPr>
+      </w:pPr>
+      <w:r>
+        <w:rPr>
+          <w:rFonts w:hint="eastAsia" w:eastAsia="바탕"/>
+          <w:b/>
+          <w:bCs/>
+          <w:sz w:val="22"/>
+          <w:szCs w:val="22"/>
+          <w:lang w:val="en-US" w:eastAsia="ko-KR"/>
+        </w:rPr>
+        <w:t xml:space="preserve">parameter </w:t>
+      </w:r>
+      <w:r>
+        <w:rPr>
+          <w:rFonts w:hint="eastAsia" w:eastAsia="바탕"/>
+          <w:sz w:val="22"/>
+          <w:szCs w:val="22"/>
+          <w:lang w:val="en-US" w:eastAsia="ko-KR"/>
+        </w:rPr>
+        <w:t>speed_option - 속도 단위를 정함. "RPM"이면 RPM 단위, "SPS"이</w:t>
+      </w:r>
+      <w:r>
+        <w:rPr>
+          <w:rFonts w:hint="eastAsia" w:eastAsia="바탕"/>
+          <w:sz w:val="22"/>
+          <w:szCs w:val="22"/>
+          <w:lang w:val="en-US" w:eastAsia="ko-KR"/>
+        </w:rPr>
+        <w:tab/>
+      </w:r>
+      <w:r>
+        <w:rPr>
+          <w:rFonts w:hint="eastAsia" w:eastAsia="바탕"/>
+          <w:sz w:val="22"/>
+          <w:szCs w:val="22"/>
+          <w:lang w:val="en-US" w:eastAsia="ko-KR"/>
+        </w:rPr>
+        <w:t>면 SPS 단위.</w:t>
+      </w:r>
+    </w:p>
+    <w:p>
+      <w:pPr>
+        <w:ind w:left="420" w:leftChars="0" w:firstLine="420" w:firstLineChars="0"/>
+        <w:rPr>
+          <w:rFonts w:hint="eastAsia" w:eastAsia="바탕"/>
+          <w:sz w:val="22"/>
+          <w:szCs w:val="22"/>
+          <w:lang w:val="en-US" w:eastAsia="ko-KR"/>
+        </w:rPr>
+      </w:pPr>
+      <w:r>
+        <w:rPr>
+          <w:rFonts w:hint="eastAsia" w:eastAsia="바탕"/>
+          <w:b/>
+          <w:bCs/>
+          <w:sz w:val="22"/>
+          <w:szCs w:val="22"/>
+          <w:lang w:val="en-US" w:eastAsia="ko-KR"/>
+        </w:rPr>
+        <w:t xml:space="preserve">parameter </w:t>
+      </w:r>
+      <w:r>
+        <w:rPr>
+          <w:rFonts w:hint="eastAsia" w:eastAsia="바탕"/>
+          <w:sz w:val="22"/>
+          <w:szCs w:val="22"/>
+          <w:lang w:val="en-US" w:eastAsia="ko-KR"/>
+        </w:rPr>
+        <w:t>step_option - 스텝 단위를 정함. "CYCLE"이면 CYCLE 단위, "STEP"</w:t>
+      </w:r>
+      <w:r>
+        <w:rPr>
+          <w:rFonts w:hint="eastAsia" w:eastAsia="바탕"/>
+          <w:sz w:val="22"/>
+          <w:szCs w:val="22"/>
+          <w:lang w:val="en-US" w:eastAsia="ko-KR"/>
+        </w:rPr>
+        <w:tab/>
+      </w:r>
+      <w:r>
+        <w:rPr>
+          <w:rFonts w:hint="eastAsia" w:eastAsia="바탕"/>
+          <w:sz w:val="22"/>
+          <w:szCs w:val="22"/>
+          <w:lang w:val="en-US" w:eastAsia="ko-KR"/>
+        </w:rPr>
+        <w:t>이면 STEP 단위.</w:t>
+      </w:r>
+    </w:p>
+    <w:p>
+      <w:pPr>
+        <w:ind w:left="420" w:leftChars="0" w:firstLine="420" w:firstLineChars="0"/>
+        <w:rPr>
+          <w:rFonts w:hint="default" w:eastAsia="바탕"/>
+          <w:sz w:val="22"/>
+          <w:szCs w:val="22"/>
+          <w:lang w:val="en-US" w:eastAsia="ko-KR"/>
+        </w:rPr>
+      </w:pPr>
+      <w:r>
+        <w:rPr>
+          <w:rFonts w:hint="eastAsia" w:eastAsia="바탕"/>
+          <w:b/>
+          <w:bCs/>
+          <w:sz w:val="22"/>
+          <w:szCs w:val="22"/>
+          <w:lang w:val="en-US" w:eastAsia="ko-KR"/>
+        </w:rPr>
+        <w:t xml:space="preserve">parameter </w:t>
+      </w:r>
+      <w:r>
+        <w:rPr>
+          <w:rFonts w:hint="eastAsia" w:eastAsia="바탕"/>
+          <w:sz w:val="22"/>
+          <w:szCs w:val="22"/>
+          <w:lang w:val="en-US" w:eastAsia="ko-KR"/>
+        </w:rPr>
+        <w:t>sync - 싱크로나이즈 모드 설정. True이면 싱크가 맞는지 체크하</w:t>
+      </w:r>
+      <w:r>
+        <w:rPr>
+          <w:rFonts w:hint="eastAsia" w:eastAsia="바탕"/>
+          <w:sz w:val="22"/>
+          <w:szCs w:val="22"/>
+          <w:lang w:val="en-US" w:eastAsia="ko-KR"/>
+        </w:rPr>
+        <w:tab/>
+      </w:r>
+      <w:r>
+        <w:rPr>
+          <w:rFonts w:hint="eastAsia" w:eastAsia="바탕"/>
+          <w:sz w:val="22"/>
+          <w:szCs w:val="22"/>
+          <w:lang w:val="en-US" w:eastAsia="ko-KR"/>
+        </w:rPr>
+        <w:t xml:space="preserve">고, </w:t>
+      </w:r>
+      <w:r>
+        <w:rPr>
+          <w:rFonts w:hint="eastAsia" w:eastAsia="바탕"/>
+          <w:sz w:val="22"/>
+          <w:szCs w:val="22"/>
+          <w:lang w:val="en-US" w:eastAsia="ko-KR"/>
+        </w:rPr>
+        <w:tab/>
+      </w:r>
+      <w:r>
+        <w:rPr>
+          <w:rFonts w:hint="eastAsia" w:eastAsia="바탕"/>
+          <w:sz w:val="22"/>
+          <w:szCs w:val="22"/>
+          <w:lang w:val="en-US" w:eastAsia="ko-KR"/>
+        </w:rPr>
+        <w:t>맞지 않으면 에러. False이면 체크하지 않음.</w:t>
+      </w:r>
+    </w:p>
+    <w:p>
+      <w:pPr>
+        <w:ind w:left="420" w:leftChars="0" w:firstLine="420" w:firstLineChars="0"/>
+        <w:rPr>
+          <w:rFonts w:hint="eastAsia" w:eastAsia="바탕"/>
+          <w:sz w:val="22"/>
+          <w:szCs w:val="22"/>
+          <w:lang w:val="en-US" w:eastAsia="ko-KR"/>
+        </w:rPr>
+      </w:pPr>
+      <w:r>
+        <w:rPr>
+          <w:rFonts w:hint="eastAsia" w:eastAsia="바탕"/>
+          <w:b/>
+          <w:bCs/>
+          <w:sz w:val="22"/>
+          <w:szCs w:val="22"/>
+          <w:lang w:val="en-US" w:eastAsia="ko-KR"/>
+        </w:rPr>
+        <w:t xml:space="preserve">parameter </w:t>
+      </w:r>
+      <w:r>
+        <w:rPr>
+          <w:rFonts w:hint="eastAsia" w:eastAsia="바탕"/>
+          <w:sz w:val="22"/>
+          <w:szCs w:val="22"/>
+          <w:lang w:val="en-US" w:eastAsia="ko-KR"/>
+        </w:rPr>
+        <w:t>time_option - 시간 모드를 정함. None이면 speed_list와 step_list</w:t>
+      </w:r>
+      <w:r>
+        <w:rPr>
+          <w:rFonts w:hint="eastAsia" w:eastAsia="바탕"/>
+          <w:sz w:val="22"/>
+          <w:szCs w:val="22"/>
+          <w:lang w:val="en-US" w:eastAsia="ko-KR"/>
+        </w:rPr>
+        <w:tab/>
+      </w:r>
+      <w:r>
+        <w:rPr>
+          <w:rFonts w:hint="eastAsia" w:eastAsia="바탕"/>
+          <w:sz w:val="22"/>
+          <w:szCs w:val="22"/>
+          <w:lang w:val="en-US" w:eastAsia="ko-KR"/>
+        </w:rPr>
+        <w:t xml:space="preserve">로 작동함. "speed"이면 time_list와 speed_list로 작동함. "step"이면 </w:t>
+      </w:r>
+      <w:r>
+        <w:rPr>
+          <w:rFonts w:hint="eastAsia" w:eastAsia="바탕"/>
+          <w:sz w:val="22"/>
+          <w:szCs w:val="22"/>
+          <w:lang w:val="en-US" w:eastAsia="ko-KR"/>
+        </w:rPr>
+        <w:tab/>
+      </w:r>
+      <w:r>
+        <w:rPr>
+          <w:rFonts w:hint="eastAsia" w:eastAsia="바탕"/>
+          <w:sz w:val="22"/>
+          <w:szCs w:val="22"/>
+          <w:lang w:val="en-US" w:eastAsia="ko-KR"/>
+        </w:rPr>
+        <w:t>time_list와 step_list로 작동함.</w:t>
+      </w:r>
+    </w:p>
+    <w:p>
+      <w:pPr>
+        <w:ind w:left="420" w:leftChars="0" w:firstLine="420" w:firstLineChars="0"/>
+        <w:rPr>
+          <w:rFonts w:hint="default" w:eastAsia="바탕"/>
+          <w:sz w:val="22"/>
+          <w:szCs w:val="22"/>
+          <w:lang w:val="en-US" w:eastAsia="ko-KR"/>
+        </w:rPr>
+      </w:pPr>
+      <w:r>
+        <w:rPr>
+          <w:rFonts w:hint="eastAsia" w:eastAsia="바탕"/>
+          <w:b/>
+          <w:bCs/>
+          <w:sz w:val="22"/>
+          <w:szCs w:val="22"/>
+          <w:lang w:val="en-US" w:eastAsia="ko-KR"/>
+        </w:rPr>
+        <w:t xml:space="preserve">parameter </w:t>
+      </w:r>
+      <w:r>
+        <w:rPr>
+          <w:rFonts w:hint="eastAsia" w:eastAsia="바탕"/>
+          <w:sz w:val="22"/>
+          <w:szCs w:val="22"/>
+          <w:lang w:val="en-US" w:eastAsia="ko-KR"/>
+        </w:rPr>
+        <w:t>wait - 기다리는 시간을 정함. 단위는 초. "step" 또는 "schedule"</w:t>
+      </w:r>
+      <w:r>
+        <w:rPr>
+          <w:rFonts w:hint="eastAsia" w:eastAsia="바탕"/>
+          <w:sz w:val="22"/>
+          <w:szCs w:val="22"/>
+          <w:lang w:val="en-US" w:eastAsia="ko-KR"/>
+        </w:rPr>
+        <w:tab/>
+        <w:t xml:space="preserve">이면 run_option에 따라서 자동으로 작동하는 시간이 가장 오래 걸리는 </w:t>
+      </w:r>
+      <w:r>
+        <w:rPr>
+          <w:rFonts w:hint="eastAsia" w:eastAsia="바탕"/>
+          <w:sz w:val="22"/>
+          <w:szCs w:val="22"/>
+          <w:lang w:val="en-US" w:eastAsia="ko-KR"/>
+        </w:rPr>
+        <w:tab/>
+        <w:t xml:space="preserve">큐브를 기다림. 특정 큐브의 스텝 또는 스케줄이 pause이면 그 스텝 또는 </w:t>
+      </w:r>
+      <w:r>
+        <w:rPr>
+          <w:rFonts w:hint="eastAsia" w:eastAsia="바탕"/>
+          <w:sz w:val="22"/>
+          <w:szCs w:val="22"/>
+          <w:lang w:val="en-US" w:eastAsia="ko-KR"/>
+        </w:rPr>
+        <w:tab/>
+        <w:t>스케줄은 무시.</w:t>
+      </w:r>
+    </w:p>
+    <w:p>
+      <w:pPr>
+        <w:ind w:firstLine="420" w:firstLineChars="0"/>
+        <w:rPr>
+          <w:rFonts w:hint="default" w:eastAsia="바탕"/>
+          <w:sz w:val="22"/>
+          <w:szCs w:val="22"/>
+          <w:lang w:val="en-US" w:eastAsia="ko-KR"/>
+        </w:rPr>
+      </w:pPr>
+      <w:r>
+        <w:rPr>
+          <w:rFonts w:hint="eastAsia" w:eastAsia="바탕"/>
+          <w:sz w:val="22"/>
+          <w:szCs w:val="22"/>
+          <w:lang w:val="en-US" w:eastAsia="ko-KR"/>
+        </w:rPr>
+        <w:t>로봇의 스테퍼 모터를 작동시킨다. step*speed가 양수이면 시계방향으로 돌아</w:t>
+      </w:r>
+      <w:r>
+        <w:rPr>
+          <w:rFonts w:hint="eastAsia" w:eastAsia="바탕"/>
+          <w:sz w:val="22"/>
+          <w:szCs w:val="22"/>
+          <w:lang w:val="en-US" w:eastAsia="ko-KR"/>
+        </w:rPr>
+        <w:tab/>
+      </w:r>
+      <w:r>
+        <w:rPr>
+          <w:rFonts w:hint="eastAsia" w:eastAsia="바탕"/>
+          <w:sz w:val="22"/>
+          <w:szCs w:val="22"/>
+          <w:lang w:val="en-US" w:eastAsia="ko-KR"/>
+        </w:rPr>
+        <w:t>가고, 음수이면 시계 반대방향으로 돌아간다. speed가 0이면 슬립 모드가 되</w:t>
+      </w:r>
+      <w:r>
+        <w:rPr>
+          <w:rFonts w:hint="eastAsia" w:eastAsia="바탕"/>
+          <w:sz w:val="22"/>
+          <w:szCs w:val="22"/>
+          <w:lang w:val="en-US" w:eastAsia="ko-KR"/>
+        </w:rPr>
+        <w:tab/>
+      </w:r>
+      <w:r>
+        <w:rPr>
+          <w:rFonts w:hint="eastAsia" w:eastAsia="바탕"/>
+          <w:sz w:val="22"/>
+          <w:szCs w:val="22"/>
+          <w:lang w:val="en-US" w:eastAsia="ko-KR"/>
+        </w:rPr>
+        <w:t>며, 슬립 모드일 때 step_option이 "CYCLE"이면 step초만큼 슬립하고, "STEP"이</w:t>
+      </w:r>
+      <w:r>
+        <w:rPr>
+          <w:rFonts w:hint="eastAsia" w:eastAsia="바탕"/>
+          <w:sz w:val="22"/>
+          <w:szCs w:val="22"/>
+          <w:lang w:val="en-US" w:eastAsia="ko-KR"/>
+        </w:rPr>
+        <w:tab/>
+      </w:r>
+      <w:r>
+        <w:rPr>
+          <w:rFonts w:hint="eastAsia" w:eastAsia="바탕"/>
+          <w:sz w:val="22"/>
+          <w:szCs w:val="22"/>
+          <w:lang w:val="en-US" w:eastAsia="ko-KR"/>
+        </w:rPr>
+        <w:t xml:space="preserve">면 step밀리초만큼 슬립한다. time_option이 "step"이면 step이 0이거나 "stop" </w:t>
+      </w:r>
+      <w:r>
+        <w:rPr>
+          <w:rFonts w:hint="eastAsia" w:eastAsia="바탕"/>
+          <w:sz w:val="22"/>
+          <w:szCs w:val="22"/>
+          <w:lang w:val="en-US" w:eastAsia="ko-KR"/>
+        </w:rPr>
+        <w:tab/>
+      </w:r>
+      <w:r>
+        <w:rPr>
+          <w:rFonts w:hint="eastAsia" w:eastAsia="바탕"/>
+          <w:sz w:val="22"/>
+          <w:szCs w:val="22"/>
+          <w:lang w:val="en-US" w:eastAsia="ko-KR"/>
+        </w:rPr>
+        <w:t>또는 "sleep"일 때 슬립 모드가 된다.</w:t>
+      </w:r>
+    </w:p>
+    <w:p>
+      <w:pPr>
+        <w:rPr>
+          <w:rFonts w:hint="default" w:eastAsia="바탕"/>
+          <w:sz w:val="22"/>
+          <w:szCs w:val="22"/>
+          <w:lang w:val="en-US" w:eastAsia="ko-KR"/>
+        </w:rPr>
+      </w:pPr>
+    </w:p>
+    <w:p>
+      <w:pPr>
+        <w:ind w:firstLine="420" w:firstLineChars="0"/>
+        <w:rPr>
+          <w:rFonts w:hint="default" w:eastAsia="바탕"/>
+          <w:sz w:val="22"/>
+          <w:szCs w:val="22"/>
+          <w:lang w:val="en-US" w:eastAsia="ko-KR"/>
+        </w:rPr>
+      </w:pPr>
+      <w:r>
+        <w:rPr>
+          <w:rFonts w:hint="eastAsia" w:eastAsia="바탕"/>
+          <w:b/>
+          <w:bCs/>
+          <w:sz w:val="22"/>
+          <w:szCs w:val="22"/>
+          <w:lang w:val="en-US" w:eastAsia="ko-KR"/>
+        </w:rPr>
+        <w:t xml:space="preserve">function </w:t>
+      </w:r>
+      <w:r>
+        <w:rPr>
+          <w:rFonts w:hint="default" w:eastAsia="바탕"/>
+          <w:sz w:val="22"/>
+          <w:szCs w:val="22"/>
+          <w:lang w:val="en-US" w:eastAsia="ko-KR"/>
+        </w:rPr>
+        <w:t>stop_motor(self, cube_ID_list="all", discovery_group=None)</w:t>
+      </w:r>
+    </w:p>
+    <w:p>
+      <w:pPr>
+        <w:ind w:left="420" w:leftChars="0" w:firstLine="420" w:firstLineChars="0"/>
+        <w:rPr>
+          <w:rFonts w:hint="eastAsia" w:eastAsia="바탕"/>
+          <w:sz w:val="22"/>
+          <w:szCs w:val="22"/>
+          <w:lang w:val="en-US" w:eastAsia="ko-KR"/>
+        </w:rPr>
+      </w:pPr>
+      <w:r>
+        <w:rPr>
+          <w:rFonts w:hint="eastAsia" w:eastAsia="바탕"/>
+          <w:b/>
+          <w:bCs/>
+          <w:sz w:val="22"/>
+          <w:szCs w:val="22"/>
+          <w:lang w:val="en-US" w:eastAsia="ko-KR"/>
+        </w:rPr>
+        <w:t xml:space="preserve">parameter </w:t>
+      </w:r>
+      <w:r>
+        <w:rPr>
+          <w:rFonts w:hint="default" w:eastAsia="바탕"/>
+          <w:sz w:val="22"/>
+          <w:szCs w:val="22"/>
+          <w:lang w:val="en-US" w:eastAsia="ko-KR"/>
+        </w:rPr>
+        <w:t>cube_ID_list</w:t>
+      </w:r>
+      <w:r>
+        <w:rPr>
+          <w:rFonts w:hint="eastAsia" w:eastAsia="바탕"/>
+          <w:sz w:val="22"/>
+          <w:szCs w:val="22"/>
+          <w:lang w:val="en-US" w:eastAsia="ko-KR"/>
+        </w:rPr>
+        <w:t xml:space="preserve"> - 정지시킬 로봇 번호의 리스트. "all"이면 모든 로봇</w:t>
+      </w:r>
+      <w:r>
+        <w:rPr>
+          <w:rFonts w:hint="eastAsia" w:eastAsia="바탕"/>
+          <w:sz w:val="22"/>
+          <w:szCs w:val="22"/>
+          <w:lang w:val="en-US" w:eastAsia="ko-KR"/>
+        </w:rPr>
+        <w:tab/>
+      </w:r>
+      <w:r>
+        <w:rPr>
+          <w:rFonts w:hint="eastAsia" w:eastAsia="바탕"/>
+          <w:sz w:val="22"/>
+          <w:szCs w:val="22"/>
+          <w:lang w:val="en-US" w:eastAsia="ko-KR"/>
+        </w:rPr>
+        <w:t>을 정지시킴.</w:t>
+      </w:r>
+    </w:p>
+    <w:p>
+      <w:pPr>
+        <w:ind w:left="420" w:leftChars="0" w:firstLine="420" w:firstLineChars="0"/>
+        <w:rPr>
+          <w:rFonts w:hint="default" w:eastAsia="바탕"/>
+          <w:sz w:val="22"/>
+          <w:szCs w:val="22"/>
+          <w:lang w:val="en-US" w:eastAsia="ko-KR"/>
+        </w:rPr>
+      </w:pPr>
+      <w:r>
+        <w:rPr>
+          <w:rFonts w:hint="eastAsia" w:eastAsia="바탕"/>
+          <w:b/>
+          <w:bCs/>
+          <w:sz w:val="22"/>
+          <w:szCs w:val="22"/>
+          <w:lang w:val="en-US" w:eastAsia="ko-KR"/>
+        </w:rPr>
+        <w:t xml:space="preserve">parameter </w:t>
+      </w:r>
+      <w:r>
+        <w:rPr>
+          <w:rFonts w:hint="default" w:eastAsia="바탕"/>
+          <w:sz w:val="22"/>
+          <w:szCs w:val="22"/>
+          <w:lang w:val="en-US" w:eastAsia="ko-KR"/>
+        </w:rPr>
+        <w:t>discovery_group</w:t>
+      </w:r>
+      <w:r>
+        <w:rPr>
+          <w:rFonts w:hint="eastAsia" w:eastAsia="바탕"/>
+          <w:sz w:val="22"/>
+          <w:szCs w:val="22"/>
+          <w:lang w:val="en-US" w:eastAsia="ko-KR"/>
+        </w:rPr>
+        <w:t xml:space="preserve"> - 작업을 실행할 로봇의 그룹.</w:t>
+      </w:r>
+    </w:p>
+    <w:p>
+      <w:pPr>
+        <w:ind w:firstLine="420" w:firstLineChars="0"/>
+        <w:rPr>
+          <w:rFonts w:hint="default" w:eastAsia="바탕"/>
+          <w:sz w:val="22"/>
+          <w:szCs w:val="22"/>
+          <w:lang w:val="en-US" w:eastAsia="ko-KR"/>
+        </w:rPr>
+      </w:pPr>
+      <w:r>
+        <w:rPr>
+          <w:rFonts w:hint="eastAsia" w:eastAsia="바탕"/>
+          <w:sz w:val="22"/>
+          <w:szCs w:val="22"/>
+          <w:lang w:val="en-US" w:eastAsia="ko-KR"/>
+        </w:rPr>
+        <w:t>로봇의 스테퍼 모터를 정지시킨다.</w:t>
+      </w:r>
+    </w:p>
+    <w:p>
+      <w:pPr>
+        <w:rPr>
+          <w:rFonts w:hint="default" w:eastAsia="바탕"/>
+          <w:sz w:val="22"/>
+          <w:szCs w:val="22"/>
+          <w:lang w:val="en-US" w:eastAsia="ko-KR"/>
+        </w:rPr>
+      </w:pPr>
+    </w:p>
+    <w:p>
+      <w:pPr>
+        <w:ind w:firstLine="420" w:firstLineChars="0"/>
+        <w:rPr>
+          <w:rFonts w:hint="eastAsia" w:eastAsia="바탕"/>
+          <w:sz w:val="22"/>
+          <w:szCs w:val="22"/>
+          <w:lang w:val="en-US" w:eastAsia="ko-KR"/>
+        </w:rPr>
+      </w:pPr>
+      <w:r>
+        <w:rPr>
+          <w:rFonts w:hint="eastAsia" w:eastAsia="바탕"/>
+          <w:b/>
+          <w:bCs/>
+          <w:sz w:val="22"/>
+          <w:szCs w:val="22"/>
+          <w:lang w:val="en-US" w:eastAsia="ko-KR"/>
+        </w:rPr>
+        <w:t xml:space="preserve">function </w:t>
+      </w:r>
+      <w:r>
+        <w:rPr>
+          <w:rFonts w:hint="eastAsia" w:eastAsia="바탕"/>
+          <w:sz w:val="22"/>
+          <w:szCs w:val="22"/>
+          <w:lang w:val="en-US" w:eastAsia="ko-KR"/>
+        </w:rPr>
+        <w:tab/>
+        <w:t>set_motor_schedule(cube_ID_list, speed_list, step_list, pause_list=True, time_list=</w:t>
+      </w:r>
+      <w:r>
+        <w:rPr>
+          <w:rFonts w:hint="eastAsia" w:eastAsia="바탕"/>
+          <w:sz w:val="22"/>
+          <w:szCs w:val="22"/>
+          <w:lang w:val="en-US" w:eastAsia="ko-KR"/>
+        </w:rPr>
+        <w:tab/>
+        <w:t/>
+      </w:r>
+      <w:r>
+        <w:rPr>
+          <w:rFonts w:hint="eastAsia" w:eastAsia="바탕"/>
+          <w:sz w:val="22"/>
+          <w:szCs w:val="22"/>
+          <w:lang w:val="en-US" w:eastAsia="ko-KR"/>
+        </w:rPr>
+        <w:tab/>
+        <w:t xml:space="preserve">None, </w:t>
+      </w:r>
+      <w:r>
+        <w:rPr>
+          <w:rFonts w:hint="eastAsia" w:eastAsia="바탕"/>
+          <w:sz w:val="22"/>
+          <w:szCs w:val="22"/>
+          <w:lang w:val="en-US" w:eastAsia="ko-KR"/>
+        </w:rPr>
+        <w:tab/>
+        <w:t>discovery_group=None, speed_option="RPM", step_option="CYCLE", sync=False, time_</w:t>
+      </w:r>
+      <w:r>
+        <w:rPr>
+          <w:rFonts w:hint="eastAsia" w:eastAsia="바탕"/>
+          <w:sz w:val="22"/>
+          <w:szCs w:val="22"/>
+          <w:lang w:val="en-US" w:eastAsia="ko-KR"/>
+        </w:rPr>
+        <w:tab/>
+        <w:t>option=None, wait=0)</w:t>
+      </w:r>
+    </w:p>
+    <w:p>
+      <w:pPr>
+        <w:ind w:left="420" w:leftChars="0" w:firstLine="420" w:firstLineChars="0"/>
+        <w:rPr>
+          <w:rFonts w:hint="default" w:eastAsia="바탕"/>
+          <w:sz w:val="22"/>
+          <w:szCs w:val="22"/>
+          <w:lang w:val="en-US" w:eastAsia="ko-KR"/>
+        </w:rPr>
+      </w:pPr>
+      <w:r>
+        <w:rPr>
+          <w:rFonts w:hint="eastAsia" w:eastAsia="바탕"/>
+          <w:b/>
+          <w:bCs/>
+          <w:sz w:val="22"/>
+          <w:szCs w:val="22"/>
+          <w:lang w:val="en-US" w:eastAsia="ko-KR"/>
+        </w:rPr>
+        <w:t xml:space="preserve">parameter </w:t>
+      </w:r>
+      <w:r>
+        <w:rPr>
+          <w:rFonts w:hint="eastAsia" w:eastAsia="바탕"/>
+          <w:sz w:val="22"/>
+          <w:szCs w:val="22"/>
+          <w:lang w:val="en-US" w:eastAsia="ko-KR"/>
+        </w:rPr>
+        <w:t xml:space="preserve">cube_ID_list - 스테퍼 모터의 스케줄을 정할 로봇 번호의 리스트. </w:t>
+      </w:r>
+      <w:r>
+        <w:rPr>
+          <w:rFonts w:hint="eastAsia" w:eastAsia="바탕"/>
+          <w:sz w:val="22"/>
+          <w:szCs w:val="22"/>
+          <w:lang w:val="en-US" w:eastAsia="ko-KR"/>
+        </w:rPr>
+        <w:tab/>
+        <w:t>"all"</w:t>
+      </w:r>
+      <w:r>
+        <w:rPr>
+          <w:rFonts w:hint="eastAsia" w:eastAsia="바탕"/>
+          <w:sz w:val="22"/>
+          <w:szCs w:val="22"/>
+          <w:lang w:val="en-US" w:eastAsia="ko-KR"/>
+        </w:rPr>
+        <w:tab/>
+      </w:r>
+      <w:r>
+        <w:rPr>
+          <w:rFonts w:hint="eastAsia" w:eastAsia="바탕"/>
+          <w:sz w:val="22"/>
+          <w:szCs w:val="22"/>
+          <w:lang w:val="en-US" w:eastAsia="ko-KR"/>
+        </w:rPr>
+        <w:t>이면 모든 로봇을 작동.</w:t>
+      </w:r>
+    </w:p>
+    <w:p>
+      <w:pPr>
+        <w:ind w:left="420" w:leftChars="0" w:firstLine="420" w:firstLineChars="0"/>
+        <w:rPr>
+          <w:rFonts w:hint="default" w:eastAsia="바탕"/>
+          <w:sz w:val="22"/>
+          <w:szCs w:val="22"/>
+          <w:lang w:val="en-US" w:eastAsia="ko-KR"/>
+        </w:rPr>
+      </w:pPr>
+      <w:r>
+        <w:rPr>
+          <w:rFonts w:hint="eastAsia" w:eastAsia="바탕"/>
+          <w:b/>
+          <w:bCs/>
+          <w:sz w:val="22"/>
+          <w:szCs w:val="22"/>
+          <w:lang w:val="en-US" w:eastAsia="ko-KR"/>
+        </w:rPr>
+        <w:t xml:space="preserve">parameter </w:t>
+      </w:r>
+      <w:r>
+        <w:rPr>
+          <w:rFonts w:hint="eastAsia" w:eastAsia="바탕"/>
+          <w:sz w:val="22"/>
+          <w:szCs w:val="22"/>
+          <w:lang w:val="en-US" w:eastAsia="ko-KR"/>
+        </w:rPr>
+        <w:t xml:space="preserve">speed_list - 스테퍼 모터의 속도 스케줄의 리스트. "stop" 또는 </w:t>
+      </w:r>
+      <w:r>
+        <w:rPr>
+          <w:rFonts w:hint="eastAsia" w:eastAsia="바탕"/>
+          <w:sz w:val="22"/>
+          <w:szCs w:val="22"/>
+          <w:lang w:val="en-US" w:eastAsia="ko-KR"/>
+        </w:rPr>
+        <w:tab/>
+        <w:t xml:space="preserve">"sleep"이면 속도는 0. 단위가 RPM이면 범위는 -3 ~ -30, 0, 3 ~ </w:t>
+      </w:r>
+      <w:r>
+        <w:rPr>
+          <w:rFonts w:hint="eastAsia" w:eastAsia="바탕"/>
+          <w:sz w:val="22"/>
+          <w:szCs w:val="22"/>
+          <w:lang w:val="en-US" w:eastAsia="ko-KR"/>
+        </w:rPr>
+        <w:tab/>
+      </w:r>
+      <w:r>
+        <w:rPr>
+          <w:rFonts w:hint="eastAsia" w:eastAsia="바탕"/>
+          <w:sz w:val="22"/>
+          <w:szCs w:val="22"/>
+          <w:lang w:val="en-US" w:eastAsia="ko-KR"/>
+        </w:rPr>
+        <w:t xml:space="preserve">30. 단위가 </w:t>
+      </w:r>
+      <w:r>
+        <w:rPr>
+          <w:rFonts w:hint="eastAsia" w:eastAsia="바탕"/>
+          <w:sz w:val="22"/>
+          <w:szCs w:val="22"/>
+          <w:lang w:val="en-US" w:eastAsia="ko-KR"/>
+        </w:rPr>
+        <w:tab/>
+        <w:t>SPS이면 범위는 -1000 ~ -100, 0, 100 ~ 1000.</w:t>
+      </w:r>
+    </w:p>
+    <w:p>
+      <w:pPr>
+        <w:ind w:left="420" w:leftChars="0" w:firstLine="420" w:firstLineChars="0"/>
+        <w:rPr>
+          <w:rFonts w:hint="eastAsia" w:eastAsia="바탕"/>
+          <w:sz w:val="22"/>
+          <w:szCs w:val="22"/>
+          <w:lang w:val="en-US" w:eastAsia="ko-KR"/>
+        </w:rPr>
+      </w:pPr>
+      <w:r>
+        <w:rPr>
+          <w:rFonts w:hint="eastAsia" w:eastAsia="바탕"/>
+          <w:b/>
+          <w:bCs/>
+          <w:sz w:val="22"/>
+          <w:szCs w:val="22"/>
+          <w:lang w:val="en-US" w:eastAsia="ko-KR"/>
+        </w:rPr>
+        <w:t xml:space="preserve">parameter </w:t>
+      </w:r>
+      <w:r>
+        <w:rPr>
+          <w:rFonts w:hint="eastAsia" w:eastAsia="바탕"/>
+          <w:sz w:val="22"/>
+          <w:szCs w:val="22"/>
+          <w:lang w:val="en-US" w:eastAsia="ko-KR"/>
+        </w:rPr>
+        <w:t xml:space="preserve">step_list - 스테퍼 모터의 이동 스텝 스케줄의 리스트. 단위가 </w:t>
+      </w:r>
+      <w:r>
+        <w:rPr>
+          <w:rFonts w:hint="eastAsia" w:eastAsia="바탕"/>
+          <w:sz w:val="22"/>
+          <w:szCs w:val="22"/>
+          <w:lang w:val="en-US" w:eastAsia="ko-KR"/>
+        </w:rPr>
+        <w:tab/>
+        <w:t>CYCLE이면 범위는 -32.7675 ~ 32.7675. 단위가 STEP이면 범</w:t>
+      </w:r>
+      <w:r>
+        <w:rPr>
+          <w:rFonts w:hint="eastAsia" w:eastAsia="바탕"/>
+          <w:sz w:val="22"/>
+          <w:szCs w:val="22"/>
+          <w:lang w:val="en-US" w:eastAsia="ko-KR"/>
+        </w:rPr>
+        <w:tab/>
+      </w:r>
+      <w:r>
+        <w:rPr>
+          <w:rFonts w:hint="eastAsia" w:eastAsia="바탕"/>
+          <w:sz w:val="22"/>
+          <w:szCs w:val="22"/>
+          <w:lang w:val="en-US" w:eastAsia="ko-KR"/>
+        </w:rPr>
+        <w:t xml:space="preserve">위는 -65535 ~ </w:t>
+      </w:r>
+      <w:r>
+        <w:rPr>
+          <w:rFonts w:hint="eastAsia" w:eastAsia="바탕"/>
+          <w:sz w:val="22"/>
+          <w:szCs w:val="22"/>
+          <w:lang w:val="en-US" w:eastAsia="ko-KR"/>
+        </w:rPr>
+        <w:tab/>
+        <w:t>65535.</w:t>
+      </w:r>
+    </w:p>
+    <w:p>
+      <w:pPr>
+        <w:ind w:left="420" w:leftChars="0" w:firstLine="420" w:firstLineChars="0"/>
+        <w:rPr>
+          <w:rFonts w:hint="eastAsia" w:eastAsia="바탕"/>
+          <w:sz w:val="22"/>
+          <w:szCs w:val="22"/>
+          <w:lang w:val="en-US" w:eastAsia="ko-KR"/>
+        </w:rPr>
+      </w:pPr>
+      <w:r>
+        <w:rPr>
+          <w:rFonts w:hint="eastAsia" w:eastAsia="바탕"/>
+          <w:b/>
+          <w:bCs/>
+          <w:sz w:val="22"/>
+          <w:szCs w:val="22"/>
+          <w:lang w:val="en-US" w:eastAsia="ko-KR"/>
+        </w:rPr>
+        <w:t xml:space="preserve">parameter </w:t>
+      </w:r>
+      <w:r>
+        <w:rPr>
+          <w:rFonts w:hint="eastAsia" w:eastAsia="바탕"/>
+          <w:sz w:val="22"/>
+          <w:szCs w:val="22"/>
+          <w:lang w:val="en-US" w:eastAsia="ko-KR"/>
+        </w:rPr>
+        <w:t xml:space="preserve">pause_list - 실행시킬 동작을 일시정지 시킬 것인지 여부에 대한 </w:t>
+      </w:r>
+      <w:r>
+        <w:rPr>
+          <w:rFonts w:hint="eastAsia" w:eastAsia="바탕"/>
+          <w:sz w:val="22"/>
+          <w:szCs w:val="22"/>
+          <w:lang w:val="en-US" w:eastAsia="ko-KR"/>
+        </w:rPr>
+        <w:tab/>
+      </w:r>
+      <w:r>
+        <w:rPr>
+          <w:rFonts w:hint="eastAsia" w:eastAsia="바탕"/>
+          <w:sz w:val="22"/>
+          <w:szCs w:val="22"/>
+          <w:lang w:val="en-US" w:eastAsia="ko-KR"/>
+        </w:rPr>
+        <w:t>리스트.</w:t>
+      </w:r>
+    </w:p>
+    <w:p>
+      <w:pPr>
+        <w:ind w:left="420" w:leftChars="0" w:firstLine="420" w:firstLineChars="0"/>
+        <w:rPr>
+          <w:rFonts w:hint="eastAsia" w:eastAsia="바탕"/>
+          <w:sz w:val="22"/>
+          <w:szCs w:val="22"/>
+          <w:lang w:val="en-US" w:eastAsia="ko-KR"/>
+        </w:rPr>
+      </w:pPr>
+      <w:r>
+        <w:rPr>
+          <w:rFonts w:hint="eastAsia" w:eastAsia="바탕"/>
+          <w:b/>
+          <w:bCs/>
+          <w:sz w:val="22"/>
+          <w:szCs w:val="22"/>
+          <w:lang w:val="en-US" w:eastAsia="ko-KR"/>
+        </w:rPr>
+        <w:t xml:space="preserve">parameter </w:t>
+      </w:r>
+      <w:r>
+        <w:rPr>
+          <w:rFonts w:hint="eastAsia" w:eastAsia="바탕"/>
+          <w:sz w:val="22"/>
+          <w:szCs w:val="22"/>
+          <w:lang w:val="en-US" w:eastAsia="ko-KR"/>
+        </w:rPr>
+        <w:t xml:space="preserve">time_list - 스테퍼 모터의 동작 할 시간, 또는 동작 할 시간의 </w:t>
+      </w:r>
+      <w:r>
+        <w:rPr>
+          <w:rFonts w:hint="eastAsia" w:eastAsia="바탕"/>
+          <w:sz w:val="22"/>
+          <w:szCs w:val="22"/>
+          <w:lang w:val="en-US" w:eastAsia="ko-KR"/>
+        </w:rPr>
+        <w:tab/>
+      </w:r>
+      <w:r>
+        <w:rPr>
+          <w:rFonts w:hint="eastAsia" w:eastAsia="바탕"/>
+          <w:sz w:val="22"/>
+          <w:szCs w:val="22"/>
+          <w:lang w:val="en-US" w:eastAsia="ko-KR"/>
+        </w:rPr>
+        <w:t>스케줄의 리스트. 단위는 초.</w:t>
+      </w:r>
+    </w:p>
+    <w:p>
+      <w:pPr>
+        <w:ind w:left="420" w:leftChars="0" w:firstLine="420" w:firstLineChars="0"/>
+        <w:rPr>
+          <w:rFonts w:hint="default" w:eastAsia="바탕"/>
+          <w:sz w:val="22"/>
+          <w:szCs w:val="22"/>
+          <w:lang w:val="en-US" w:eastAsia="ko-KR"/>
+        </w:rPr>
+      </w:pPr>
+      <w:r>
+        <w:rPr>
+          <w:rFonts w:hint="eastAsia" w:eastAsia="바탕"/>
+          <w:b/>
+          <w:bCs/>
+          <w:sz w:val="22"/>
+          <w:szCs w:val="22"/>
+          <w:lang w:val="en-US" w:eastAsia="ko-KR"/>
+        </w:rPr>
+        <w:t xml:space="preserve">parameter </w:t>
+      </w:r>
+      <w:r>
+        <w:rPr>
+          <w:rFonts w:hint="eastAsia" w:eastAsia="바탕"/>
+          <w:sz w:val="22"/>
+          <w:szCs w:val="22"/>
+          <w:lang w:val="en-US" w:eastAsia="ko-KR"/>
+        </w:rPr>
+        <w:t>discovery_group - 작업을 실행할 로봇의 그룹.</w:t>
+      </w:r>
+    </w:p>
+    <w:p>
+      <w:pPr>
+        <w:ind w:left="420" w:leftChars="0" w:firstLine="420" w:firstLineChars="0"/>
+        <w:rPr>
+          <w:rFonts w:hint="eastAsia" w:eastAsia="바탕"/>
+          <w:sz w:val="22"/>
+          <w:szCs w:val="22"/>
+          <w:lang w:val="en-US" w:eastAsia="ko-KR"/>
+        </w:rPr>
+      </w:pPr>
+      <w:r>
+        <w:rPr>
+          <w:rFonts w:hint="eastAsia" w:eastAsia="바탕"/>
+          <w:b/>
+          <w:bCs/>
+          <w:sz w:val="22"/>
+          <w:szCs w:val="22"/>
+          <w:lang w:val="en-US" w:eastAsia="ko-KR"/>
+        </w:rPr>
+        <w:t xml:space="preserve">parameter </w:t>
+      </w:r>
+      <w:r>
+        <w:rPr>
+          <w:rFonts w:hint="eastAsia" w:eastAsia="바탕"/>
+          <w:sz w:val="22"/>
+          <w:szCs w:val="22"/>
+          <w:lang w:val="en-US" w:eastAsia="ko-KR"/>
+        </w:rPr>
+        <w:t>speed_option - 속도 단위를 정함. "RPM"이면 RPM 단위, "SPS"이</w:t>
+      </w:r>
+      <w:r>
+        <w:rPr>
+          <w:rFonts w:hint="eastAsia" w:eastAsia="바탕"/>
+          <w:sz w:val="22"/>
+          <w:szCs w:val="22"/>
+          <w:lang w:val="en-US" w:eastAsia="ko-KR"/>
+        </w:rPr>
+        <w:tab/>
+      </w:r>
+      <w:r>
+        <w:rPr>
+          <w:rFonts w:hint="eastAsia" w:eastAsia="바탕"/>
+          <w:sz w:val="22"/>
+          <w:szCs w:val="22"/>
+          <w:lang w:val="en-US" w:eastAsia="ko-KR"/>
+        </w:rPr>
+        <w:t>면 SPS 단위.</w:t>
+      </w:r>
+    </w:p>
+    <w:p>
+      <w:pPr>
+        <w:ind w:left="420" w:leftChars="0" w:firstLine="420" w:firstLineChars="0"/>
+        <w:rPr>
+          <w:rFonts w:hint="eastAsia" w:eastAsia="바탕"/>
+          <w:sz w:val="22"/>
+          <w:szCs w:val="22"/>
+          <w:lang w:val="en-US" w:eastAsia="ko-KR"/>
+        </w:rPr>
+      </w:pPr>
+      <w:r>
+        <w:rPr>
+          <w:rFonts w:hint="eastAsia" w:eastAsia="바탕"/>
+          <w:b/>
+          <w:bCs/>
+          <w:sz w:val="22"/>
+          <w:szCs w:val="22"/>
+          <w:lang w:val="en-US" w:eastAsia="ko-KR"/>
+        </w:rPr>
+        <w:t xml:space="preserve">parameter </w:t>
+      </w:r>
+      <w:r>
+        <w:rPr>
+          <w:rFonts w:hint="eastAsia" w:eastAsia="바탕"/>
+          <w:sz w:val="22"/>
+          <w:szCs w:val="22"/>
+          <w:lang w:val="en-US" w:eastAsia="ko-KR"/>
+        </w:rPr>
+        <w:t>step_option - 스텝 단위를 정함. "CYCLE"이면 CYCLE 단위, "STEP"</w:t>
+      </w:r>
+      <w:r>
+        <w:rPr>
+          <w:rFonts w:hint="eastAsia" w:eastAsia="바탕"/>
+          <w:sz w:val="22"/>
+          <w:szCs w:val="22"/>
+          <w:lang w:val="en-US" w:eastAsia="ko-KR"/>
+        </w:rPr>
+        <w:tab/>
+      </w:r>
+      <w:r>
+        <w:rPr>
+          <w:rFonts w:hint="eastAsia" w:eastAsia="바탕"/>
+          <w:sz w:val="22"/>
+          <w:szCs w:val="22"/>
+          <w:lang w:val="en-US" w:eastAsia="ko-KR"/>
+        </w:rPr>
+        <w:t>이면 STEP 단위.</w:t>
+      </w:r>
+    </w:p>
+    <w:p>
+      <w:pPr>
+        <w:ind w:left="420" w:leftChars="0" w:firstLine="420" w:firstLineChars="0"/>
+        <w:rPr>
+          <w:rFonts w:hint="default" w:eastAsia="바탕"/>
+          <w:sz w:val="22"/>
+          <w:szCs w:val="22"/>
+          <w:lang w:val="en-US" w:eastAsia="ko-KR"/>
+        </w:rPr>
+      </w:pPr>
+      <w:r>
+        <w:rPr>
+          <w:rFonts w:hint="eastAsia" w:eastAsia="바탕"/>
+          <w:b/>
+          <w:bCs/>
+          <w:sz w:val="22"/>
+          <w:szCs w:val="22"/>
+          <w:lang w:val="en-US" w:eastAsia="ko-KR"/>
+        </w:rPr>
+        <w:t xml:space="preserve">parameter </w:t>
+      </w:r>
+      <w:r>
+        <w:rPr>
+          <w:rFonts w:hint="eastAsia" w:eastAsia="바탕"/>
+          <w:sz w:val="22"/>
+          <w:szCs w:val="22"/>
+          <w:lang w:val="en-US" w:eastAsia="ko-KR"/>
+        </w:rPr>
+        <w:t>sync - 싱크로나이즈 모드 설정. True이면 싱크가 맞는지 체크하</w:t>
+      </w:r>
+      <w:r>
+        <w:rPr>
+          <w:rFonts w:hint="eastAsia" w:eastAsia="바탕"/>
+          <w:sz w:val="22"/>
+          <w:szCs w:val="22"/>
+          <w:lang w:val="en-US" w:eastAsia="ko-KR"/>
+        </w:rPr>
+        <w:tab/>
+      </w:r>
+      <w:r>
+        <w:rPr>
+          <w:rFonts w:hint="eastAsia" w:eastAsia="바탕"/>
+          <w:sz w:val="22"/>
+          <w:szCs w:val="22"/>
+          <w:lang w:val="en-US" w:eastAsia="ko-KR"/>
+        </w:rPr>
+        <w:t xml:space="preserve">고, </w:t>
+      </w:r>
+      <w:r>
+        <w:rPr>
+          <w:rFonts w:hint="eastAsia" w:eastAsia="바탕"/>
+          <w:sz w:val="22"/>
+          <w:szCs w:val="22"/>
+          <w:lang w:val="en-US" w:eastAsia="ko-KR"/>
+        </w:rPr>
+        <w:tab/>
+      </w:r>
+      <w:r>
+        <w:rPr>
+          <w:rFonts w:hint="eastAsia" w:eastAsia="바탕"/>
+          <w:sz w:val="22"/>
+          <w:szCs w:val="22"/>
+          <w:lang w:val="en-US" w:eastAsia="ko-KR"/>
+        </w:rPr>
+        <w:t>맞지 않으면 에러. False이면 체크하지 않음.</w:t>
+      </w:r>
+    </w:p>
+    <w:p>
+      <w:pPr>
+        <w:ind w:left="420" w:leftChars="0" w:firstLine="420" w:firstLineChars="0"/>
+        <w:rPr>
+          <w:rFonts w:hint="eastAsia" w:eastAsia="바탕"/>
+          <w:sz w:val="22"/>
+          <w:szCs w:val="22"/>
+          <w:lang w:val="en-US" w:eastAsia="ko-KR"/>
+        </w:rPr>
+      </w:pPr>
+      <w:r>
+        <w:rPr>
+          <w:rFonts w:hint="eastAsia" w:eastAsia="바탕"/>
+          <w:b/>
+          <w:bCs/>
+          <w:sz w:val="22"/>
+          <w:szCs w:val="22"/>
+          <w:lang w:val="en-US" w:eastAsia="ko-KR"/>
+        </w:rPr>
+        <w:t xml:space="preserve">parameter </w:t>
+      </w:r>
+      <w:r>
+        <w:rPr>
+          <w:rFonts w:hint="eastAsia" w:eastAsia="바탕"/>
+          <w:sz w:val="22"/>
+          <w:szCs w:val="22"/>
+          <w:lang w:val="en-US" w:eastAsia="ko-KR"/>
+        </w:rPr>
+        <w:t>time_option - 시간 모드를 정함. None이면 speed_list와 step_list</w:t>
+      </w:r>
+      <w:r>
+        <w:rPr>
+          <w:rFonts w:hint="eastAsia" w:eastAsia="바탕"/>
+          <w:sz w:val="22"/>
+          <w:szCs w:val="22"/>
+          <w:lang w:val="en-US" w:eastAsia="ko-KR"/>
+        </w:rPr>
+        <w:tab/>
+      </w:r>
+      <w:r>
+        <w:rPr>
+          <w:rFonts w:hint="eastAsia" w:eastAsia="바탕"/>
+          <w:sz w:val="22"/>
+          <w:szCs w:val="22"/>
+          <w:lang w:val="en-US" w:eastAsia="ko-KR"/>
+        </w:rPr>
+        <w:t xml:space="preserve">로 작동함. "speed"이면 time_list와 speed_list로 작동함. "step"이면 </w:t>
+      </w:r>
+      <w:r>
+        <w:rPr>
+          <w:rFonts w:hint="eastAsia" w:eastAsia="바탕"/>
+          <w:sz w:val="22"/>
+          <w:szCs w:val="22"/>
+          <w:lang w:val="en-US" w:eastAsia="ko-KR"/>
+        </w:rPr>
+        <w:tab/>
+      </w:r>
+      <w:r>
+        <w:rPr>
+          <w:rFonts w:hint="eastAsia" w:eastAsia="바탕"/>
+          <w:sz w:val="22"/>
+          <w:szCs w:val="22"/>
+          <w:lang w:val="en-US" w:eastAsia="ko-KR"/>
+        </w:rPr>
+        <w:t>time_list와 step_list로 작동함.</w:t>
+      </w:r>
+    </w:p>
+    <w:p>
+      <w:pPr>
+        <w:ind w:left="420" w:leftChars="0" w:firstLine="420" w:firstLineChars="0"/>
+        <w:rPr>
+          <w:rFonts w:hint="default" w:eastAsia="바탕"/>
+          <w:sz w:val="22"/>
+          <w:szCs w:val="22"/>
+          <w:lang w:val="en-US" w:eastAsia="ko-KR"/>
+        </w:rPr>
+      </w:pPr>
+      <w:r>
+        <w:rPr>
+          <w:rFonts w:hint="eastAsia" w:eastAsia="바탕"/>
+          <w:b/>
+          <w:bCs/>
+          <w:sz w:val="22"/>
+          <w:szCs w:val="22"/>
+          <w:lang w:val="en-US" w:eastAsia="ko-KR"/>
+        </w:rPr>
+        <w:t xml:space="preserve">parameter </w:t>
+      </w:r>
+      <w:r>
+        <w:rPr>
+          <w:rFonts w:hint="eastAsia" w:eastAsia="바탕"/>
+          <w:sz w:val="22"/>
+          <w:szCs w:val="22"/>
+          <w:lang w:val="en-US" w:eastAsia="ko-KR"/>
+        </w:rPr>
+        <w:t>wait - 기다리는 시간을 정함. 단위는 초. "step" 또는 "schedule"</w:t>
+      </w:r>
+      <w:r>
+        <w:rPr>
+          <w:rFonts w:hint="eastAsia" w:eastAsia="바탕"/>
+          <w:sz w:val="22"/>
+          <w:szCs w:val="22"/>
+          <w:lang w:val="en-US" w:eastAsia="ko-KR"/>
+        </w:rPr>
+        <w:tab/>
+      </w:r>
+      <w:r>
+        <w:rPr>
+          <w:rFonts w:hint="eastAsia" w:eastAsia="바탕"/>
+          <w:sz w:val="22"/>
+          <w:szCs w:val="22"/>
+          <w:lang w:val="en-US" w:eastAsia="ko-KR"/>
+        </w:rPr>
+        <w:t xml:space="preserve">이면 run_option에 따라서 자동으로 작동하는 시간이 가장 오래 걸리는 </w:t>
+      </w:r>
+      <w:r>
+        <w:rPr>
+          <w:rFonts w:hint="eastAsia" w:eastAsia="바탕"/>
+          <w:sz w:val="22"/>
+          <w:szCs w:val="22"/>
+          <w:lang w:val="en-US" w:eastAsia="ko-KR"/>
+        </w:rPr>
+        <w:tab/>
+      </w:r>
+      <w:r>
+        <w:rPr>
+          <w:rFonts w:hint="eastAsia" w:eastAsia="바탕"/>
+          <w:sz w:val="22"/>
+          <w:szCs w:val="22"/>
+          <w:lang w:val="en-US" w:eastAsia="ko-KR"/>
+        </w:rPr>
+        <w:t xml:space="preserve">큐브를 기다림. 특정 큐브의 스텝 또는 스케줄이 pause이면 그 스텝 또는 </w:t>
+      </w:r>
+      <w:r>
+        <w:rPr>
+          <w:rFonts w:hint="eastAsia" w:eastAsia="바탕"/>
+          <w:sz w:val="22"/>
+          <w:szCs w:val="22"/>
+          <w:lang w:val="en-US" w:eastAsia="ko-KR"/>
+        </w:rPr>
+        <w:tab/>
+      </w:r>
+      <w:r>
+        <w:rPr>
+          <w:rFonts w:hint="eastAsia" w:eastAsia="바탕"/>
+          <w:sz w:val="22"/>
+          <w:szCs w:val="22"/>
+          <w:lang w:val="en-US" w:eastAsia="ko-KR"/>
+        </w:rPr>
+        <w:t>스케줄은 무시.</w:t>
+      </w:r>
+    </w:p>
+    <w:p>
+      <w:pPr>
+        <w:ind w:left="420" w:leftChars="0" w:firstLine="0" w:firstLineChars="0"/>
+        <w:rPr>
+          <w:rFonts w:hint="default" w:eastAsia="바탕"/>
+          <w:sz w:val="22"/>
+          <w:szCs w:val="22"/>
+          <w:lang w:val="en-US" w:eastAsia="ko-KR"/>
+        </w:rPr>
+      </w:pPr>
+      <w:r>
+        <w:rPr>
+          <w:rFonts w:hint="eastAsia" w:eastAsia="바탕"/>
+          <w:sz w:val="22"/>
+          <w:szCs w:val="22"/>
+          <w:lang w:val="en-US" w:eastAsia="ko-KR"/>
+        </w:rPr>
+        <w:t>로봇의 스테퍼 모터의 스케줄을 설정한다. step*speed가 양수이면 시계방향으로 돌아</w:t>
+      </w:r>
+      <w:r>
+        <w:rPr>
+          <w:rFonts w:hint="eastAsia" w:eastAsia="바탕"/>
+          <w:sz w:val="22"/>
+          <w:szCs w:val="22"/>
+          <w:lang w:val="en-US" w:eastAsia="ko-KR"/>
+        </w:rPr>
+        <w:tab/>
+      </w:r>
+      <w:r>
+        <w:rPr>
+          <w:rFonts w:hint="eastAsia" w:eastAsia="바탕"/>
+          <w:sz w:val="22"/>
+          <w:szCs w:val="22"/>
+          <w:lang w:val="en-US" w:eastAsia="ko-KR"/>
+        </w:rPr>
+        <w:t>가고, 음수이면 시계 반대방향으로 돌아간다. speed가 0이면 슬립 모드가 되</w:t>
+      </w:r>
+      <w:r>
+        <w:rPr>
+          <w:rFonts w:hint="eastAsia" w:eastAsia="바탕"/>
+          <w:sz w:val="22"/>
+          <w:szCs w:val="22"/>
+          <w:lang w:val="en-US" w:eastAsia="ko-KR"/>
+        </w:rPr>
+        <w:tab/>
+      </w:r>
+      <w:r>
+        <w:rPr>
+          <w:rFonts w:hint="eastAsia" w:eastAsia="바탕"/>
+          <w:sz w:val="22"/>
+          <w:szCs w:val="22"/>
+          <w:lang w:val="en-US" w:eastAsia="ko-KR"/>
+        </w:rPr>
+        <w:t>며, 슬립 모드일 때 step_option이 "CYCLE"이면 step초만큼 슬립하고, "STEP"이</w:t>
+      </w:r>
+      <w:r>
+        <w:rPr>
+          <w:rFonts w:hint="eastAsia" w:eastAsia="바탕"/>
+          <w:sz w:val="22"/>
+          <w:szCs w:val="22"/>
+          <w:lang w:val="en-US" w:eastAsia="ko-KR"/>
+        </w:rPr>
+        <w:tab/>
+      </w:r>
+      <w:r>
+        <w:rPr>
+          <w:rFonts w:hint="eastAsia" w:eastAsia="바탕"/>
+          <w:sz w:val="22"/>
+          <w:szCs w:val="22"/>
+          <w:lang w:val="en-US" w:eastAsia="ko-KR"/>
+        </w:rPr>
+        <w:t xml:space="preserve">면 step밀리초만큼 슬립한다. time_option이 "step"이면 step이 0이거나 "stop" </w:t>
+      </w:r>
+      <w:r>
+        <w:rPr>
+          <w:rFonts w:hint="eastAsia" w:eastAsia="바탕"/>
+          <w:sz w:val="22"/>
+          <w:szCs w:val="22"/>
+          <w:lang w:val="en-US" w:eastAsia="ko-KR"/>
+        </w:rPr>
+        <w:tab/>
+      </w:r>
+      <w:r>
+        <w:rPr>
+          <w:rFonts w:hint="eastAsia" w:eastAsia="바탕"/>
+          <w:sz w:val="22"/>
+          <w:szCs w:val="22"/>
+          <w:lang w:val="en-US" w:eastAsia="ko-KR"/>
+        </w:rPr>
+        <w:t>또는 "sleep"일 때 슬립 모드가 된다.</w:t>
+      </w:r>
+    </w:p>
+    <w:p>
+      <w:pPr>
+        <w:rPr>
+          <w:rFonts w:hint="eastAsia" w:eastAsia="바탕"/>
+          <w:sz w:val="22"/>
+          <w:szCs w:val="22"/>
+          <w:lang w:val="en-US" w:eastAsia="ko-KR"/>
+        </w:rPr>
+      </w:pPr>
+    </w:p>
+    <w:p>
+      <w:pPr>
+        <w:ind w:firstLine="420" w:firstLineChars="0"/>
+        <w:rPr>
+          <w:rFonts w:hint="default" w:eastAsia="바탕"/>
+          <w:sz w:val="22"/>
+          <w:szCs w:val="22"/>
+          <w:lang w:val="en-US" w:eastAsia="ko-KR"/>
+        </w:rPr>
+      </w:pPr>
+      <w:r>
+        <w:rPr>
+          <w:rFonts w:hint="eastAsia" w:eastAsia="바탕"/>
+          <w:b/>
+          <w:bCs/>
+          <w:sz w:val="22"/>
+          <w:szCs w:val="22"/>
+          <w:lang w:val="en-US" w:eastAsia="ko-KR"/>
+        </w:rPr>
+        <w:t xml:space="preserve">function </w:t>
+      </w:r>
+      <w:r>
+        <w:rPr>
+          <w:rFonts w:hint="eastAsia" w:eastAsia="바탕"/>
+          <w:b/>
+          <w:bCs/>
+          <w:sz w:val="22"/>
+          <w:szCs w:val="22"/>
+          <w:lang w:val="en-US" w:eastAsia="ko-KR"/>
+        </w:rPr>
+        <w:tab/>
+      </w:r>
+      <w:r>
+        <w:rPr>
+          <w:rFonts w:hint="eastAsia" w:eastAsia="바탕"/>
+          <w:sz w:val="22"/>
+          <w:szCs w:val="22"/>
+          <w:lang w:val="en-US" w:eastAsia="ko-KR"/>
+        </w:rPr>
+        <w:tab/>
+      </w:r>
+      <w:r>
+        <w:rPr>
+          <w:rFonts w:hint="default" w:eastAsia="바탕"/>
+          <w:sz w:val="22"/>
+          <w:szCs w:val="22"/>
+          <w:lang w:val="en-US" w:eastAsia="ko-KR"/>
+        </w:rPr>
+        <w:t>play_motor_schedule(cube_ID_list="all", repeat_list=[[1]], start_point_list=[[None]], sto</w:t>
+      </w:r>
+      <w:r>
+        <w:rPr>
+          <w:rFonts w:hint="eastAsia" w:eastAsia="바탕"/>
+          <w:sz w:val="22"/>
+          <w:szCs w:val="22"/>
+          <w:lang w:val="en-US" w:eastAsia="ko-KR"/>
+        </w:rPr>
+        <w:tab/>
+      </w:r>
+      <w:r>
+        <w:rPr>
+          <w:rFonts w:hint="default" w:eastAsia="바탕"/>
+          <w:sz w:val="22"/>
+          <w:szCs w:val="22"/>
+          <w:lang w:val="en-US" w:eastAsia="ko-KR"/>
+        </w:rPr>
+        <w:t>p_point_list=[[None]], start_and_stop_list=[[None]], pause_list=False, discovery_group</w:t>
+      </w:r>
+      <w:r>
+        <w:rPr>
+          <w:rFonts w:hint="eastAsia" w:eastAsia="바탕"/>
+          <w:sz w:val="22"/>
+          <w:szCs w:val="22"/>
+          <w:lang w:val="en-US" w:eastAsia="ko-KR"/>
+        </w:rPr>
+        <w:tab/>
+      </w:r>
+      <w:r>
+        <w:rPr>
+          <w:rFonts w:hint="default" w:eastAsia="바탕"/>
+          <w:sz w:val="22"/>
+          <w:szCs w:val="22"/>
+          <w:lang w:val="en-US" w:eastAsia="ko-KR"/>
+        </w:rPr>
+        <w:t>=None, sync=False, wait=0)</w:t>
+      </w:r>
+    </w:p>
+    <w:p>
+      <w:pPr>
+        <w:ind w:left="420" w:leftChars="0" w:firstLine="420" w:firstLineChars="0"/>
+        <w:rPr>
+          <w:rFonts w:hint="default" w:eastAsia="바탕"/>
+          <w:sz w:val="22"/>
+          <w:szCs w:val="22"/>
+          <w:lang w:val="en-US" w:eastAsia="ko-KR"/>
+        </w:rPr>
+      </w:pPr>
+      <w:r>
+        <w:rPr>
+          <w:rFonts w:hint="eastAsia" w:eastAsia="바탕"/>
+          <w:b/>
+          <w:bCs/>
+          <w:sz w:val="22"/>
+          <w:szCs w:val="22"/>
+          <w:lang w:val="en-US" w:eastAsia="ko-KR"/>
+        </w:rPr>
+        <w:t xml:space="preserve">parameter </w:t>
+      </w:r>
+      <w:r>
+        <w:rPr>
+          <w:rFonts w:hint="eastAsia" w:eastAsia="바탕"/>
+          <w:sz w:val="22"/>
+          <w:szCs w:val="22"/>
+          <w:lang w:val="en-US" w:eastAsia="ko-KR"/>
+        </w:rPr>
+        <w:t>cube_ID_list - 스테퍼 모터의 스케줄을 플레이할 로봇 번호의 리</w:t>
+      </w:r>
+      <w:r>
+        <w:rPr>
+          <w:rFonts w:hint="eastAsia" w:eastAsia="바탕"/>
+          <w:sz w:val="22"/>
+          <w:szCs w:val="22"/>
+          <w:lang w:val="en-US" w:eastAsia="ko-KR"/>
+        </w:rPr>
+        <w:tab/>
+        <w:t>스트. "all"이면 모든 로봇을 작동.</w:t>
+      </w:r>
+    </w:p>
+    <w:p>
+      <w:pPr>
+        <w:ind w:left="420" w:leftChars="0" w:firstLine="420" w:firstLineChars="0"/>
+        <w:rPr>
+          <w:rFonts w:hint="default" w:eastAsia="바탕"/>
+          <w:sz w:val="22"/>
+          <w:szCs w:val="22"/>
+          <w:lang w:val="en-US" w:eastAsia="ko-KR"/>
+        </w:rPr>
+      </w:pPr>
+      <w:r>
+        <w:rPr>
+          <w:rFonts w:hint="eastAsia" w:eastAsia="바탕"/>
+          <w:b/>
+          <w:bCs/>
+          <w:sz w:val="22"/>
+          <w:szCs w:val="22"/>
+          <w:lang w:val="en-US" w:eastAsia="ko-KR"/>
+        </w:rPr>
+        <w:t xml:space="preserve">parameter </w:t>
+      </w:r>
+      <w:r>
+        <w:rPr>
+          <w:rFonts w:hint="default" w:eastAsia="바탕"/>
+          <w:sz w:val="22"/>
+          <w:szCs w:val="22"/>
+          <w:lang w:val="en-US" w:eastAsia="ko-KR"/>
+        </w:rPr>
+        <w:t>repeat_list</w:t>
+      </w:r>
+      <w:r>
+        <w:rPr>
+          <w:rFonts w:hint="eastAsia" w:eastAsia="바탕"/>
+          <w:sz w:val="22"/>
+          <w:szCs w:val="22"/>
+          <w:lang w:val="en-US" w:eastAsia="ko-KR"/>
+        </w:rPr>
+        <w:t xml:space="preserve"> - 반복할 스케줄의 반복 횟수. 입력 값은 양의 정수.</w:t>
+      </w:r>
+    </w:p>
+    <w:p>
+      <w:pPr>
+        <w:ind w:left="420" w:leftChars="0" w:firstLine="420" w:firstLineChars="0"/>
+        <w:rPr>
+          <w:rFonts w:hint="default" w:eastAsia="바탕"/>
+          <w:sz w:val="22"/>
+          <w:szCs w:val="22"/>
+          <w:lang w:val="en-US" w:eastAsia="ko-KR"/>
+        </w:rPr>
+      </w:pPr>
+      <w:r>
+        <w:rPr>
+          <w:rFonts w:hint="eastAsia" w:eastAsia="바탕"/>
+          <w:b/>
+          <w:bCs/>
+          <w:sz w:val="22"/>
+          <w:szCs w:val="22"/>
+          <w:lang w:val="en-US" w:eastAsia="ko-KR"/>
+        </w:rPr>
+        <w:t xml:space="preserve">parameter </w:t>
+      </w:r>
+      <w:r>
+        <w:rPr>
+          <w:rFonts w:hint="default" w:eastAsia="바탕"/>
+          <w:sz w:val="22"/>
+          <w:szCs w:val="22"/>
+          <w:lang w:val="en-US" w:eastAsia="ko-KR"/>
+        </w:rPr>
+        <w:t>start_point_list</w:t>
+      </w:r>
+      <w:r>
+        <w:rPr>
+          <w:rFonts w:hint="eastAsia" w:eastAsia="바탕"/>
+          <w:sz w:val="22"/>
+          <w:szCs w:val="22"/>
+          <w:lang w:val="en-US" w:eastAsia="ko-KR"/>
+        </w:rPr>
+        <w:t xml:space="preserve"> - 실행시킬 스케줄의 시작 인덱스 리스트. 입력 </w:t>
+      </w:r>
+      <w:r>
+        <w:rPr>
+          <w:rFonts w:hint="eastAsia" w:eastAsia="바탕"/>
+          <w:sz w:val="22"/>
+          <w:szCs w:val="22"/>
+          <w:lang w:val="en-US" w:eastAsia="ko-KR"/>
+        </w:rPr>
+        <w:tab/>
+        <w:t>값은 0부터 스케줄 인덱스의 끝까지. 입력이 없으면 [[0]]이 디폴트.</w:t>
+      </w:r>
+    </w:p>
+    <w:p>
+      <w:pPr>
+        <w:ind w:left="420" w:leftChars="0" w:firstLine="420" w:firstLineChars="0"/>
+        <w:rPr>
+          <w:rFonts w:hint="default" w:eastAsia="바탕"/>
+          <w:sz w:val="22"/>
+          <w:szCs w:val="22"/>
+          <w:lang w:val="en-US" w:eastAsia="ko-KR"/>
+        </w:rPr>
+      </w:pPr>
+      <w:r>
+        <w:rPr>
+          <w:rFonts w:hint="eastAsia" w:eastAsia="바탕"/>
+          <w:b/>
+          <w:bCs/>
+          <w:sz w:val="22"/>
+          <w:szCs w:val="22"/>
+          <w:lang w:val="en-US" w:eastAsia="ko-KR"/>
+        </w:rPr>
+        <w:t xml:space="preserve">parameter </w:t>
+      </w:r>
+      <w:r>
+        <w:rPr>
+          <w:rFonts w:hint="default" w:eastAsia="바탕"/>
+          <w:sz w:val="22"/>
+          <w:szCs w:val="22"/>
+          <w:lang w:val="en-US" w:eastAsia="ko-KR"/>
+        </w:rPr>
+        <w:t>st</w:t>
+      </w:r>
+      <w:r>
+        <w:rPr>
+          <w:rFonts w:hint="eastAsia" w:eastAsia="바탕"/>
+          <w:sz w:val="22"/>
+          <w:szCs w:val="22"/>
+          <w:lang w:val="en-US" w:eastAsia="ko-KR"/>
+        </w:rPr>
+        <w:t>op</w:t>
+      </w:r>
+      <w:r>
+        <w:rPr>
+          <w:rFonts w:hint="default" w:eastAsia="바탕"/>
+          <w:sz w:val="22"/>
+          <w:szCs w:val="22"/>
+          <w:lang w:val="en-US" w:eastAsia="ko-KR"/>
+        </w:rPr>
+        <w:t>_point_list</w:t>
+      </w:r>
+      <w:r>
+        <w:rPr>
+          <w:rFonts w:hint="eastAsia" w:eastAsia="바탕"/>
+          <w:sz w:val="22"/>
+          <w:szCs w:val="22"/>
+          <w:lang w:val="en-US" w:eastAsia="ko-KR"/>
+        </w:rPr>
+        <w:t xml:space="preserve"> - 실행시킬 스케줄의 끝 인덱스 리스트. 끝의 인</w:t>
+      </w:r>
+      <w:r>
+        <w:rPr>
+          <w:rFonts w:hint="eastAsia" w:eastAsia="바탕"/>
+          <w:sz w:val="22"/>
+          <w:szCs w:val="22"/>
+          <w:lang w:val="en-US" w:eastAsia="ko-KR"/>
+        </w:rPr>
+        <w:tab/>
+        <w:t xml:space="preserve">덱스도 재생함. 입력 값은 0부터 스케줄 인덱스 끝까지. "end"이면 스케줄 </w:t>
+      </w:r>
+      <w:r>
+        <w:rPr>
+          <w:rFonts w:hint="eastAsia" w:eastAsia="바탕"/>
+          <w:sz w:val="22"/>
+          <w:szCs w:val="22"/>
+          <w:lang w:val="en-US" w:eastAsia="ko-KR"/>
+        </w:rPr>
+        <w:tab/>
+        <w:t>끝의 인덱스. 입력이 없으면 [["end"]]가 디폴트.</w:t>
+      </w:r>
+    </w:p>
+    <w:p>
+      <w:pPr>
+        <w:ind w:left="420" w:leftChars="0" w:firstLine="420" w:firstLineChars="0"/>
+        <w:rPr>
+          <w:rFonts w:hint="eastAsia" w:eastAsia="바탕"/>
+          <w:sz w:val="22"/>
+          <w:szCs w:val="22"/>
+          <w:lang w:val="en-US" w:eastAsia="ko-KR"/>
+        </w:rPr>
+      </w:pPr>
+      <w:r>
+        <w:rPr>
+          <w:rFonts w:hint="eastAsia" w:eastAsia="바탕"/>
+          <w:b/>
+          <w:bCs/>
+          <w:sz w:val="22"/>
+          <w:szCs w:val="22"/>
+          <w:lang w:val="en-US" w:eastAsia="ko-KR"/>
+        </w:rPr>
+        <w:t>parameter</w:t>
+      </w:r>
+      <w:r>
+        <w:rPr>
+          <w:rFonts w:hint="default" w:eastAsia="바탕"/>
+          <w:sz w:val="22"/>
+          <w:szCs w:val="22"/>
+          <w:lang w:val="en-US" w:eastAsia="ko-KR"/>
+        </w:rPr>
+        <w:t> start_and_stop_list</w:t>
+      </w:r>
+      <w:r>
+        <w:rPr>
+          <w:rFonts w:hint="eastAsia" w:eastAsia="바탕"/>
+          <w:sz w:val="22"/>
+          <w:szCs w:val="22"/>
+          <w:lang w:val="en-US" w:eastAsia="ko-KR"/>
+        </w:rPr>
+        <w:t xml:space="preserve"> - 실행시킬 스케줄의 시작과 끝 인덱스 리스</w:t>
+      </w:r>
+      <w:r>
+        <w:rPr>
+          <w:rFonts w:hint="eastAsia" w:eastAsia="바탕"/>
+          <w:sz w:val="22"/>
+          <w:szCs w:val="22"/>
+          <w:lang w:val="en-US" w:eastAsia="ko-KR"/>
+        </w:rPr>
+        <w:tab/>
+        <w:t xml:space="preserve">트. 입력 값은 0부터 스케줄 인덱스 끝까지. 여기에 입력이 있으면 </w:t>
+      </w:r>
+      <w:r>
+        <w:rPr>
+          <w:rFonts w:hint="eastAsia" w:eastAsia="바탕"/>
+          <w:sz w:val="22"/>
+          <w:szCs w:val="22"/>
+          <w:lang w:val="en-US" w:eastAsia="ko-KR"/>
+        </w:rPr>
+        <w:tab/>
+      </w:r>
+      <w:r>
+        <w:rPr>
+          <w:rFonts w:hint="default" w:eastAsia="바탕"/>
+          <w:sz w:val="22"/>
+          <w:szCs w:val="22"/>
+          <w:lang w:val="en-US" w:eastAsia="ko-KR"/>
+        </w:rPr>
+        <w:t>start_point_list</w:t>
+      </w:r>
+      <w:r>
+        <w:rPr>
+          <w:rFonts w:hint="eastAsia" w:eastAsia="바탕"/>
+          <w:sz w:val="22"/>
+          <w:szCs w:val="22"/>
+          <w:lang w:val="en-US" w:eastAsia="ko-KR"/>
+        </w:rPr>
+        <w:t xml:space="preserve">와 </w:t>
+      </w:r>
+      <w:r>
+        <w:rPr>
+          <w:rFonts w:hint="default" w:eastAsia="바탕"/>
+          <w:sz w:val="22"/>
+          <w:szCs w:val="22"/>
+          <w:lang w:val="en-US" w:eastAsia="ko-KR"/>
+        </w:rPr>
+        <w:t>st</w:t>
+      </w:r>
+      <w:r>
+        <w:rPr>
+          <w:rFonts w:hint="eastAsia" w:eastAsia="바탕"/>
+          <w:sz w:val="22"/>
+          <w:szCs w:val="22"/>
+          <w:lang w:val="en-US" w:eastAsia="ko-KR"/>
+        </w:rPr>
+        <w:t>op</w:t>
+      </w:r>
+      <w:r>
+        <w:rPr>
+          <w:rFonts w:hint="default" w:eastAsia="바탕"/>
+          <w:sz w:val="22"/>
+          <w:szCs w:val="22"/>
+          <w:lang w:val="en-US" w:eastAsia="ko-KR"/>
+        </w:rPr>
+        <w:t>_point_list</w:t>
+      </w:r>
+      <w:r>
+        <w:rPr>
+          <w:rFonts w:hint="eastAsia" w:eastAsia="바탕"/>
+          <w:sz w:val="22"/>
+          <w:szCs w:val="22"/>
+          <w:lang w:val="en-US" w:eastAsia="ko-KR"/>
+        </w:rPr>
+        <w:t>는 무시함.</w:t>
+      </w:r>
+    </w:p>
+    <w:p>
+      <w:pPr>
+        <w:ind w:left="420" w:leftChars="0" w:firstLine="420" w:firstLineChars="0"/>
+        <w:rPr>
+          <w:rFonts w:hint="default" w:eastAsia="바탕"/>
+          <w:sz w:val="22"/>
+          <w:szCs w:val="22"/>
+          <w:lang w:val="en-US" w:eastAsia="ko-KR"/>
+        </w:rPr>
+      </w:pPr>
+      <w:r>
+        <w:rPr>
+          <w:rFonts w:hint="eastAsia" w:eastAsia="바탕"/>
+          <w:b/>
+          <w:bCs/>
+          <w:sz w:val="22"/>
+          <w:szCs w:val="22"/>
+          <w:lang w:val="en-US" w:eastAsia="ko-KR"/>
+        </w:rPr>
+        <w:t xml:space="preserve">parameter </w:t>
+      </w:r>
+      <w:r>
+        <w:rPr>
+          <w:rFonts w:hint="default" w:eastAsia="바탕"/>
+          <w:sz w:val="22"/>
+          <w:szCs w:val="22"/>
+          <w:lang w:val="en-US" w:eastAsia="ko-KR"/>
+        </w:rPr>
+        <w:t>pause_list</w:t>
+      </w:r>
+      <w:r>
+        <w:rPr>
+          <w:rFonts w:hint="eastAsia" w:eastAsia="바탕"/>
+          <w:sz w:val="22"/>
+          <w:szCs w:val="22"/>
+          <w:lang w:val="en-US" w:eastAsia="ko-KR"/>
+        </w:rPr>
+        <w:t xml:space="preserve"> - 각 큐브의 플레이 리스트를 일시정지 시킬 것인지에 </w:t>
+      </w:r>
+      <w:r>
+        <w:rPr>
+          <w:rFonts w:hint="eastAsia" w:eastAsia="바탕"/>
+          <w:sz w:val="22"/>
+          <w:szCs w:val="22"/>
+          <w:lang w:val="en-US" w:eastAsia="ko-KR"/>
+        </w:rPr>
+        <w:tab/>
+        <w:t>대한 리스트.</w:t>
+      </w:r>
+    </w:p>
+    <w:p>
+      <w:pPr>
+        <w:ind w:left="420" w:leftChars="0" w:firstLine="420" w:firstLineChars="0"/>
+        <w:rPr>
+          <w:rFonts w:hint="eastAsia" w:eastAsia="바탕"/>
+          <w:sz w:val="22"/>
+          <w:szCs w:val="22"/>
+          <w:lang w:val="en-US" w:eastAsia="ko-KR"/>
+        </w:rPr>
+      </w:pPr>
+      <w:r>
+        <w:rPr>
+          <w:rFonts w:hint="eastAsia" w:eastAsia="바탕"/>
+          <w:b/>
+          <w:bCs/>
+          <w:sz w:val="22"/>
+          <w:szCs w:val="22"/>
+          <w:lang w:val="en-US" w:eastAsia="ko-KR"/>
+        </w:rPr>
+        <w:t xml:space="preserve">parameter </w:t>
+      </w:r>
+      <w:r>
+        <w:rPr>
+          <w:rFonts w:hint="eastAsia" w:eastAsia="바탕"/>
+          <w:sz w:val="22"/>
+          <w:szCs w:val="22"/>
+          <w:lang w:val="en-US" w:eastAsia="ko-KR"/>
+        </w:rPr>
+        <w:t>discovery_group - 작업을 실행할 로봇의 그룹.</w:t>
+      </w:r>
+    </w:p>
+    <w:p>
+      <w:pPr>
+        <w:ind w:left="420" w:leftChars="0" w:firstLine="420" w:firstLineChars="0"/>
+        <w:rPr>
+          <w:rFonts w:hint="default" w:eastAsia="바탕"/>
+          <w:sz w:val="22"/>
+          <w:szCs w:val="22"/>
+          <w:lang w:val="en-US" w:eastAsia="ko-KR"/>
+        </w:rPr>
+      </w:pPr>
+      <w:r>
+        <w:rPr>
+          <w:rFonts w:hint="eastAsia" w:eastAsia="바탕"/>
+          <w:b/>
+          <w:bCs/>
+          <w:sz w:val="22"/>
+          <w:szCs w:val="22"/>
+          <w:lang w:val="en-US" w:eastAsia="ko-KR"/>
+        </w:rPr>
+        <w:t xml:space="preserve">parameter </w:t>
+      </w:r>
+      <w:r>
+        <w:rPr>
+          <w:rFonts w:hint="eastAsia" w:eastAsia="바탕"/>
+          <w:sz w:val="22"/>
+          <w:szCs w:val="22"/>
+          <w:lang w:val="en-US" w:eastAsia="ko-KR"/>
+        </w:rPr>
+        <w:t>sync - 싱크로나이즈 모드 설정. True이면 싱크가 맞는지 체크하</w:t>
+      </w:r>
+      <w:r>
+        <w:rPr>
+          <w:rFonts w:hint="eastAsia" w:eastAsia="바탕"/>
+          <w:sz w:val="22"/>
+          <w:szCs w:val="22"/>
+          <w:lang w:val="en-US" w:eastAsia="ko-KR"/>
+        </w:rPr>
+        <w:tab/>
+      </w:r>
+      <w:r>
+        <w:rPr>
+          <w:rFonts w:hint="eastAsia" w:eastAsia="바탕"/>
+          <w:sz w:val="22"/>
+          <w:szCs w:val="22"/>
+          <w:lang w:val="en-US" w:eastAsia="ko-KR"/>
+        </w:rPr>
+        <w:t xml:space="preserve">고, </w:t>
+      </w:r>
+      <w:r>
+        <w:rPr>
+          <w:rFonts w:hint="eastAsia" w:eastAsia="바탕"/>
+          <w:sz w:val="22"/>
+          <w:szCs w:val="22"/>
+          <w:lang w:val="en-US" w:eastAsia="ko-KR"/>
+        </w:rPr>
+        <w:tab/>
+      </w:r>
+      <w:r>
+        <w:rPr>
+          <w:rFonts w:hint="eastAsia" w:eastAsia="바탕"/>
+          <w:sz w:val="22"/>
+          <w:szCs w:val="22"/>
+          <w:lang w:val="en-US" w:eastAsia="ko-KR"/>
+        </w:rPr>
+        <w:t>맞지 않으면 에러. False이면 체크하지 않음.</w:t>
+      </w:r>
+    </w:p>
+    <w:p>
+      <w:pPr>
+        <w:ind w:left="420" w:leftChars="0" w:firstLine="420" w:firstLineChars="0"/>
+        <w:rPr>
+          <w:rFonts w:hint="default" w:eastAsia="바탕"/>
+          <w:sz w:val="22"/>
+          <w:szCs w:val="22"/>
+          <w:lang w:val="en-US" w:eastAsia="ko-KR"/>
+        </w:rPr>
+      </w:pPr>
+      <w:r>
+        <w:rPr>
+          <w:rFonts w:hint="eastAsia" w:eastAsia="바탕"/>
+          <w:b/>
+          <w:bCs/>
+          <w:sz w:val="22"/>
+          <w:szCs w:val="22"/>
+          <w:lang w:val="en-US" w:eastAsia="ko-KR"/>
+        </w:rPr>
+        <w:t xml:space="preserve">parameter </w:t>
+      </w:r>
+      <w:r>
+        <w:rPr>
+          <w:rFonts w:hint="eastAsia" w:eastAsia="바탕"/>
+          <w:sz w:val="22"/>
+          <w:szCs w:val="22"/>
+          <w:lang w:val="en-US" w:eastAsia="ko-KR"/>
+        </w:rPr>
+        <w:t>wait - 기다리는 시간을 정함. 단위는 초. "step" 또는 "schedule"</w:t>
+      </w:r>
+      <w:r>
+        <w:rPr>
+          <w:rFonts w:hint="eastAsia" w:eastAsia="바탕"/>
+          <w:sz w:val="22"/>
+          <w:szCs w:val="22"/>
+          <w:lang w:val="en-US" w:eastAsia="ko-KR"/>
+        </w:rPr>
+        <w:tab/>
+      </w:r>
+      <w:r>
+        <w:rPr>
+          <w:rFonts w:hint="eastAsia" w:eastAsia="바탕"/>
+          <w:sz w:val="22"/>
+          <w:szCs w:val="22"/>
+          <w:lang w:val="en-US" w:eastAsia="ko-KR"/>
+        </w:rPr>
+        <w:t xml:space="preserve">이면 자동으로 작동하는 시간이 가장 오래 걸리는 큐브를 기다림. 특정 </w:t>
+      </w:r>
+      <w:r>
+        <w:rPr>
+          <w:rFonts w:hint="eastAsia" w:eastAsia="바탕"/>
+          <w:sz w:val="22"/>
+          <w:szCs w:val="22"/>
+          <w:lang w:val="en-US" w:eastAsia="ko-KR"/>
+        </w:rPr>
+        <w:tab/>
+        <w:t>큐브의 플레이 스케줄이 pause이면 그 플레이 스케줄은 무시.</w:t>
+      </w:r>
+    </w:p>
+    <w:p>
+      <w:pPr>
+        <w:ind w:firstLine="420" w:firstLineChars="0"/>
+        <w:rPr>
+          <w:rFonts w:hint="default" w:eastAsia="바탕"/>
+          <w:sz w:val="22"/>
+          <w:szCs w:val="22"/>
+          <w:lang w:val="en-US" w:eastAsia="ko-KR"/>
+        </w:rPr>
+      </w:pPr>
+      <w:r>
+        <w:rPr>
+          <w:rFonts w:hint="eastAsia" w:eastAsia="바탕"/>
+          <w:sz w:val="22"/>
+          <w:szCs w:val="22"/>
+          <w:lang w:val="en-US" w:eastAsia="ko-KR"/>
+        </w:rPr>
+        <w:t xml:space="preserve">로봇의 설정된 스케줄을 실행한다. start_point_list와 stop_point_list에 아무것도 </w:t>
+      </w:r>
+      <w:r>
+        <w:rPr>
+          <w:rFonts w:hint="eastAsia" w:eastAsia="바탕"/>
+          <w:sz w:val="22"/>
+          <w:szCs w:val="22"/>
+          <w:lang w:val="en-US" w:eastAsia="ko-KR"/>
+        </w:rPr>
+        <w:tab/>
+        <w:t>입력하지 않으면 설정된 스케줄의 처음부터 끝까지 실행한다. 설정된 스케줄</w:t>
+      </w:r>
+      <w:r>
+        <w:rPr>
+          <w:rFonts w:hint="eastAsia" w:eastAsia="바탕"/>
+          <w:sz w:val="22"/>
+          <w:szCs w:val="22"/>
+          <w:lang w:val="en-US" w:eastAsia="ko-KR"/>
+        </w:rPr>
+        <w:tab/>
+      </w:r>
       <w:bookmarkStart w:id="0" w:name="_GoBack"/>
       <w:bookmarkEnd w:id="0"/>
       <w:r>
@@ -4998,456 +7065,24 @@
           <w:szCs w:val="22"/>
           <w:lang w:val="en-US" w:eastAsia="ko-KR"/>
         </w:rPr>
-        <w:t>감.</w:t>
-      </w:r>
+        <w:t>이 없으면 에러가 발생한다.</w:t>
+      </w:r>
+    </w:p>
+    <w:p>
+      <w:pPr>
+        <w:rPr>
+          <w:rFonts w:hint="default" w:eastAsia="바탕"/>
+          <w:sz w:val="22"/>
+          <w:szCs w:val="22"/>
+          <w:lang w:val="en-US" w:eastAsia="ko-KR"/>
+        </w:rPr>
+      </w:pPr>
     </w:p>
     <w:p>
       <w:pPr>
         <w:ind w:left="420" w:leftChars="0" w:firstLine="420" w:firstLineChars="0"/>
         <w:rPr>
           <w:rFonts w:hint="eastAsia" w:eastAsia="바탕"/>
-          <w:sz w:val="22"/>
-          <w:szCs w:val="22"/>
-          <w:lang w:val="en-US" w:eastAsia="ko-KR"/>
-        </w:rPr>
-      </w:pPr>
-      <w:r>
-        <w:rPr>
-          <w:rFonts w:hint="eastAsia" w:eastAsia="바탕"/>
-          <w:b/>
-          <w:bCs/>
-          <w:sz w:val="22"/>
-          <w:szCs w:val="22"/>
-          <w:lang w:val="en-US" w:eastAsia="ko-KR"/>
-        </w:rPr>
-        <w:t xml:space="preserve">parameter </w:t>
-      </w:r>
-      <w:r>
-        <w:rPr>
-          <w:rFonts w:hint="eastAsia" w:eastAsia="바탕"/>
-          <w:sz w:val="22"/>
-          <w:szCs w:val="22"/>
-          <w:lang w:val="en-US" w:eastAsia="ko-KR"/>
-        </w:rPr>
-        <w:t>speed_option - 속도 단위를 정함. "RPM"이면 RPM 단위, "SPS"이</w:t>
-      </w:r>
-      <w:r>
-        <w:rPr>
-          <w:rFonts w:hint="eastAsia" w:eastAsia="바탕"/>
-          <w:sz w:val="22"/>
-          <w:szCs w:val="22"/>
-          <w:lang w:val="en-US" w:eastAsia="ko-KR"/>
-        </w:rPr>
-        <w:tab/>
-      </w:r>
-      <w:r>
-        <w:rPr>
-          <w:rFonts w:hint="eastAsia" w:eastAsia="바탕"/>
-          <w:sz w:val="22"/>
-          <w:szCs w:val="22"/>
-          <w:lang w:val="en-US" w:eastAsia="ko-KR"/>
-        </w:rPr>
-        <w:t>면 SPS 단위.</w:t>
-      </w:r>
-    </w:p>
-    <w:p>
-      <w:pPr>
-        <w:ind w:left="420" w:leftChars="0" w:firstLine="420" w:firstLineChars="0"/>
-        <w:rPr>
-          <w:rFonts w:hint="eastAsia" w:eastAsia="바탕"/>
-          <w:sz w:val="22"/>
-          <w:szCs w:val="22"/>
-          <w:lang w:val="en-US" w:eastAsia="ko-KR"/>
-        </w:rPr>
-      </w:pPr>
-      <w:r>
-        <w:rPr>
-          <w:rFonts w:hint="eastAsia" w:eastAsia="바탕"/>
-          <w:b/>
-          <w:bCs/>
-          <w:sz w:val="22"/>
-          <w:szCs w:val="22"/>
-          <w:lang w:val="en-US" w:eastAsia="ko-KR"/>
-        </w:rPr>
-        <w:t xml:space="preserve">parameter </w:t>
-      </w:r>
-      <w:r>
-        <w:rPr>
-          <w:rFonts w:hint="eastAsia" w:eastAsia="바탕"/>
-          <w:sz w:val="22"/>
-          <w:szCs w:val="22"/>
-          <w:lang w:val="en-US" w:eastAsia="ko-KR"/>
-        </w:rPr>
-        <w:t>step_option - 스텝 단위를 정함. "CYCLE"이면 CYCLE 단위, "STEP"</w:t>
-      </w:r>
-      <w:r>
-        <w:rPr>
-          <w:rFonts w:hint="eastAsia" w:eastAsia="바탕"/>
-          <w:sz w:val="22"/>
-          <w:szCs w:val="22"/>
-          <w:lang w:val="en-US" w:eastAsia="ko-KR"/>
-        </w:rPr>
-        <w:tab/>
-      </w:r>
-      <w:r>
-        <w:rPr>
-          <w:rFonts w:hint="eastAsia" w:eastAsia="바탕"/>
-          <w:sz w:val="22"/>
-          <w:szCs w:val="22"/>
-          <w:lang w:val="en-US" w:eastAsia="ko-KR"/>
-        </w:rPr>
-        <w:t>이면 STEP 단위.</w:t>
-      </w:r>
-    </w:p>
-    <w:p>
-      <w:pPr>
-        <w:ind w:left="420" w:leftChars="0" w:firstLine="420" w:firstLineChars="0"/>
-        <w:rPr>
-          <w:rFonts w:hint="eastAsia" w:eastAsia="바탕"/>
-          <w:sz w:val="22"/>
-          <w:szCs w:val="22"/>
-          <w:lang w:val="en-US" w:eastAsia="ko-KR"/>
-        </w:rPr>
-      </w:pPr>
-      <w:r>
-        <w:rPr>
-          <w:rFonts w:hint="eastAsia" w:eastAsia="바탕"/>
-          <w:b/>
-          <w:bCs/>
-          <w:sz w:val="22"/>
-          <w:szCs w:val="22"/>
-          <w:lang w:val="en-US" w:eastAsia="ko-KR"/>
-        </w:rPr>
-        <w:t xml:space="preserve">parameter </w:t>
-      </w:r>
-      <w:r>
-        <w:rPr>
-          <w:rFonts w:hint="eastAsia" w:eastAsia="바탕"/>
-          <w:sz w:val="22"/>
-          <w:szCs w:val="22"/>
-          <w:lang w:val="en-US" w:eastAsia="ko-KR"/>
-        </w:rPr>
-        <w:t>sync - 싱크로나이즈 모드 설정. True이면 싱크가 맞는지 체크하</w:t>
-      </w:r>
-      <w:r>
-        <w:rPr>
-          <w:rFonts w:hint="eastAsia" w:eastAsia="바탕"/>
-          <w:sz w:val="22"/>
-          <w:szCs w:val="22"/>
-          <w:lang w:val="en-US" w:eastAsia="ko-KR"/>
-        </w:rPr>
-        <w:tab/>
-      </w:r>
-      <w:r>
-        <w:rPr>
-          <w:rFonts w:hint="eastAsia" w:eastAsia="바탕"/>
-          <w:sz w:val="22"/>
-          <w:szCs w:val="22"/>
-          <w:lang w:val="en-US" w:eastAsia="ko-KR"/>
-        </w:rPr>
-        <w:t xml:space="preserve">고, </w:t>
-      </w:r>
-      <w:r>
-        <w:rPr>
-          <w:rFonts w:hint="eastAsia" w:eastAsia="바탕"/>
-          <w:sz w:val="22"/>
-          <w:szCs w:val="22"/>
-          <w:lang w:val="en-US" w:eastAsia="ko-KR"/>
-        </w:rPr>
-        <w:tab/>
-      </w:r>
-      <w:r>
-        <w:rPr>
-          <w:rFonts w:hint="eastAsia" w:eastAsia="바탕"/>
-          <w:sz w:val="22"/>
-          <w:szCs w:val="22"/>
-          <w:lang w:val="en-US" w:eastAsia="ko-KR"/>
-        </w:rPr>
-        <w:t>맞지 않으면 에러.</w:t>
-      </w:r>
-    </w:p>
-    <w:p>
-      <w:pPr>
-        <w:ind w:left="420" w:leftChars="0" w:firstLine="420" w:firstLineChars="0"/>
-        <w:rPr>
-          <w:rFonts w:hint="default" w:eastAsia="바탕"/>
-          <w:sz w:val="22"/>
-          <w:szCs w:val="22"/>
-          <w:lang w:val="en-US" w:eastAsia="ko-KR"/>
-        </w:rPr>
-      </w:pPr>
-      <w:r>
-        <w:rPr>
-          <w:rFonts w:hint="eastAsia" w:eastAsia="바탕"/>
-          <w:b/>
-          <w:bCs/>
-          <w:sz w:val="22"/>
-          <w:szCs w:val="22"/>
-          <w:lang w:val="en-US" w:eastAsia="ko-KR"/>
-        </w:rPr>
-        <w:t xml:space="preserve">parameter </w:t>
-      </w:r>
-      <w:r>
-        <w:rPr>
-          <w:rFonts w:hint="eastAsia" w:eastAsia="바탕"/>
-          <w:sz w:val="22"/>
-          <w:szCs w:val="22"/>
-          <w:lang w:val="en-US" w:eastAsia="ko-KR"/>
-        </w:rPr>
-        <w:t>time_option - 시간 모드를 정함. None이면 speed_list와 step_list</w:t>
-      </w:r>
-      <w:r>
-        <w:rPr>
-          <w:rFonts w:hint="eastAsia" w:eastAsia="바탕"/>
-          <w:sz w:val="22"/>
-          <w:szCs w:val="22"/>
-          <w:lang w:val="en-US" w:eastAsia="ko-KR"/>
-        </w:rPr>
-        <w:tab/>
-      </w:r>
-      <w:r>
-        <w:rPr>
-          <w:rFonts w:hint="eastAsia" w:eastAsia="바탕"/>
-          <w:sz w:val="22"/>
-          <w:szCs w:val="22"/>
-          <w:lang w:val="en-US" w:eastAsia="ko-KR"/>
-        </w:rPr>
-        <w:t xml:space="preserve">로 작동함. "speed"이면 time_list와 speed_list로 작동함. "step"이면 </w:t>
-      </w:r>
-      <w:r>
-        <w:rPr>
-          <w:rFonts w:hint="eastAsia" w:eastAsia="바탕"/>
-          <w:sz w:val="22"/>
-          <w:szCs w:val="22"/>
-          <w:lang w:val="en-US" w:eastAsia="ko-KR"/>
-        </w:rPr>
-        <w:tab/>
-      </w:r>
-      <w:r>
-        <w:rPr>
-          <w:rFonts w:hint="eastAsia" w:eastAsia="바탕"/>
-          <w:sz w:val="22"/>
-          <w:szCs w:val="22"/>
-          <w:lang w:val="en-US" w:eastAsia="ko-KR"/>
-        </w:rPr>
-        <w:t>time_list와 step_list로 작동함.</w:t>
-      </w:r>
-    </w:p>
-    <w:p>
-      <w:pPr>
-        <w:ind w:firstLine="420" w:firstLineChars="0"/>
-        <w:rPr>
-          <w:rFonts w:hint="default" w:eastAsia="바탕"/>
-          <w:sz w:val="22"/>
-          <w:szCs w:val="22"/>
-          <w:lang w:val="en-US" w:eastAsia="ko-KR"/>
-        </w:rPr>
-      </w:pPr>
-      <w:r>
-        <w:rPr>
-          <w:rFonts w:hint="eastAsia" w:eastAsia="바탕"/>
-          <w:sz w:val="22"/>
-          <w:szCs w:val="22"/>
-          <w:lang w:val="en-US" w:eastAsia="ko-KR"/>
-        </w:rPr>
-        <w:t>로봇의 스테퍼 모터를 작동시킨다. step*speed가 양수이면 시계방향으로 돌아</w:t>
-      </w:r>
-      <w:r>
-        <w:rPr>
-          <w:rFonts w:hint="eastAsia" w:eastAsia="바탕"/>
-          <w:sz w:val="22"/>
-          <w:szCs w:val="22"/>
-          <w:lang w:val="en-US" w:eastAsia="ko-KR"/>
-        </w:rPr>
-        <w:tab/>
-        <w:t>가고, 음수이면 시계 반대방향으로 돌아간다. speed가 0이면 슬립 모드가 되</w:t>
-      </w:r>
-      <w:r>
-        <w:rPr>
-          <w:rFonts w:hint="eastAsia" w:eastAsia="바탕"/>
-          <w:sz w:val="22"/>
-          <w:szCs w:val="22"/>
-          <w:lang w:val="en-US" w:eastAsia="ko-KR"/>
-        </w:rPr>
-        <w:tab/>
-        <w:t>며, 슬립 모드일 때 step_option이 "CYCLE"이면 step초만큼 슬립하고, "STEP"이</w:t>
-      </w:r>
-      <w:r>
-        <w:rPr>
-          <w:rFonts w:hint="eastAsia" w:eastAsia="바탕"/>
-          <w:sz w:val="22"/>
-          <w:szCs w:val="22"/>
-          <w:lang w:val="en-US" w:eastAsia="ko-KR"/>
-        </w:rPr>
-        <w:tab/>
-        <w:t xml:space="preserve">면 step밀리초만큼 슬립한다. time_option이 "step"이면 step이 0이거나 "stop" </w:t>
-      </w:r>
-      <w:r>
-        <w:rPr>
-          <w:rFonts w:hint="eastAsia" w:eastAsia="바탕"/>
-          <w:sz w:val="22"/>
-          <w:szCs w:val="22"/>
-          <w:lang w:val="en-US" w:eastAsia="ko-KR"/>
-        </w:rPr>
-        <w:tab/>
-        <w:t>또는 "sleep"일 때 슬립 모드가 된다.</w:t>
-      </w:r>
-    </w:p>
-    <w:p>
-      <w:pPr>
-        <w:rPr>
-          <w:rFonts w:hint="default" w:eastAsia="바탕"/>
-          <w:sz w:val="22"/>
-          <w:szCs w:val="22"/>
-          <w:lang w:val="en-US" w:eastAsia="ko-KR"/>
-        </w:rPr>
-      </w:pPr>
-    </w:p>
-    <w:p>
-      <w:pPr>
-        <w:ind w:firstLine="420" w:firstLineChars="0"/>
-        <w:rPr>
-          <w:rFonts w:hint="default" w:eastAsia="바탕"/>
-          <w:sz w:val="22"/>
-          <w:szCs w:val="22"/>
-          <w:lang w:val="en-US" w:eastAsia="ko-KR"/>
-        </w:rPr>
-      </w:pPr>
-      <w:r>
-        <w:rPr>
-          <w:rFonts w:hint="eastAsia" w:eastAsia="바탕"/>
-          <w:b/>
-          <w:bCs/>
-          <w:sz w:val="22"/>
-          <w:szCs w:val="22"/>
-          <w:lang w:val="en-US" w:eastAsia="ko-KR"/>
-        </w:rPr>
-        <w:t xml:space="preserve">function </w:t>
-      </w:r>
-      <w:r>
-        <w:rPr>
-          <w:rFonts w:hint="default" w:eastAsia="바탕"/>
-          <w:sz w:val="22"/>
-          <w:szCs w:val="22"/>
-          <w:lang w:val="en-US" w:eastAsia="ko-KR"/>
-        </w:rPr>
-        <w:t>stop_motor(self, cube_ID_list="all", discovery_group=None)</w:t>
-      </w:r>
-    </w:p>
-    <w:p>
-      <w:pPr>
-        <w:ind w:left="420" w:leftChars="0" w:firstLine="420" w:firstLineChars="0"/>
-        <w:rPr>
-          <w:rFonts w:hint="eastAsia" w:eastAsia="바탕"/>
-          <w:sz w:val="22"/>
-          <w:szCs w:val="22"/>
-          <w:lang w:val="en-US" w:eastAsia="ko-KR"/>
-        </w:rPr>
-      </w:pPr>
-      <w:r>
-        <w:rPr>
-          <w:rFonts w:hint="eastAsia" w:eastAsia="바탕"/>
-          <w:b/>
-          <w:bCs/>
-          <w:sz w:val="22"/>
-          <w:szCs w:val="22"/>
-          <w:lang w:val="en-US" w:eastAsia="ko-KR"/>
-        </w:rPr>
-        <w:t xml:space="preserve">parameter </w:t>
-      </w:r>
-      <w:r>
-        <w:rPr>
-          <w:rFonts w:hint="default" w:eastAsia="바탕"/>
-          <w:sz w:val="22"/>
-          <w:szCs w:val="22"/>
-          <w:lang w:val="en-US" w:eastAsia="ko-KR"/>
-        </w:rPr>
-        <w:t>cube_ID_list</w:t>
-      </w:r>
-      <w:r>
-        <w:rPr>
-          <w:rFonts w:hint="eastAsia" w:eastAsia="바탕"/>
-          <w:sz w:val="22"/>
-          <w:szCs w:val="22"/>
-          <w:lang w:val="en-US" w:eastAsia="ko-KR"/>
-        </w:rPr>
-        <w:t xml:space="preserve"> - 정지시킬 로봇 번호의 리스트. "all"이면 모든 로봇</w:t>
-      </w:r>
-      <w:r>
-        <w:rPr>
-          <w:rFonts w:hint="eastAsia" w:eastAsia="바탕"/>
-          <w:sz w:val="22"/>
-          <w:szCs w:val="22"/>
-          <w:lang w:val="en-US" w:eastAsia="ko-KR"/>
-        </w:rPr>
-        <w:tab/>
-        <w:t>을 정지시킴.</w:t>
-      </w:r>
-    </w:p>
-    <w:p>
-      <w:pPr>
-        <w:ind w:left="420" w:leftChars="0" w:firstLine="420" w:firstLineChars="0"/>
-        <w:rPr>
-          <w:rFonts w:hint="default" w:eastAsia="바탕"/>
-          <w:sz w:val="22"/>
-          <w:szCs w:val="22"/>
-          <w:lang w:val="en-US" w:eastAsia="ko-KR"/>
-        </w:rPr>
-      </w:pPr>
-      <w:r>
-        <w:rPr>
-          <w:rFonts w:hint="eastAsia" w:eastAsia="바탕"/>
-          <w:b/>
-          <w:bCs/>
-          <w:sz w:val="22"/>
-          <w:szCs w:val="22"/>
-          <w:lang w:val="en-US" w:eastAsia="ko-KR"/>
-        </w:rPr>
-        <w:t xml:space="preserve">parameter </w:t>
-      </w:r>
-      <w:r>
-        <w:rPr>
-          <w:rFonts w:hint="default" w:eastAsia="바탕"/>
-          <w:sz w:val="22"/>
-          <w:szCs w:val="22"/>
-          <w:lang w:val="en-US" w:eastAsia="ko-KR"/>
-        </w:rPr>
-        <w:t>discovery_group</w:t>
-      </w:r>
-      <w:r>
-        <w:rPr>
-          <w:rFonts w:hint="eastAsia" w:eastAsia="바탕"/>
-          <w:sz w:val="22"/>
-          <w:szCs w:val="22"/>
-          <w:lang w:val="en-US" w:eastAsia="ko-KR"/>
-        </w:rPr>
-        <w:t xml:space="preserve"> - 작업을 실행할 로봇의 그룹.</w:t>
-      </w:r>
-    </w:p>
-    <w:p>
-      <w:pPr>
-        <w:ind w:firstLine="420" w:firstLineChars="0"/>
-        <w:rPr>
-          <w:rFonts w:hint="default" w:eastAsia="바탕"/>
-          <w:sz w:val="22"/>
-          <w:szCs w:val="22"/>
-          <w:lang w:val="en-US" w:eastAsia="ko-KR"/>
-        </w:rPr>
-      </w:pPr>
-      <w:r>
-        <w:rPr>
-          <w:rFonts w:hint="eastAsia" w:eastAsia="바탕"/>
-          <w:sz w:val="22"/>
-          <w:szCs w:val="22"/>
-          <w:lang w:val="en-US" w:eastAsia="ko-KR"/>
-        </w:rPr>
-        <w:t>로봇의 스테퍼 모터를 정지시킨다.</w:t>
-      </w:r>
-    </w:p>
-    <w:p>
-      <w:pPr>
-        <w:rPr>
-          <w:rFonts w:hint="default" w:eastAsia="바탕"/>
           <w:sz w:val="22"/>
           <w:szCs w:val="22"/>
           <w:lang w:val="en-US" w:eastAsia="ko-KR"/>
@@ -5560,6 +7195,7 @@
     <w:p>
       <w:pPr>
         <w:numPr>
+          <w:ilvl w:val="0"/>
           <w:numId w:val="0"/>
         </w:numPr>
         <w:rPr>
@@ -5605,6 +7241,7 @@
     <w:p>
       <w:pPr>
         <w:numPr>
+          <w:ilvl w:val="0"/>
           <w:numId w:val="0"/>
         </w:numPr>
         <w:rPr>
